--- a/docs/AI-API-Testing-Manual.docx
+++ b/docs/AI-API-Testing-Manual.docx
@@ -8697,6 +8697,2935 @@
           <w:sz w:val="22"/>
         </w:rPr>
         <w:t>Done correctly the entire walkthrough takes ~12 minutes including the AI-side waits.</w:t>
+      </w:r>
+    </w:p>
+    <w:p>
+      <w:r>
+        <w:br w:type="page"/>
+      </w:r>
+    </w:p>
+    <w:p>
+      <w:pPr>
+        <w:spacing w:before="360" w:after="120"/>
+        <w:pBdr>
+          <w:bottom w:val="single" w:sz="8" w:color="8B6914"/>
+        </w:pBdr>
+      </w:pPr>
+      <w:r>
+        <w:rPr>
+          <w:b/>
+          <w:color w:val="302D29"/>
+          <w:sz w:val="40"/>
+        </w:rPr>
+        <w:t>7. Round-2 retest log (2026-05-16)</w:t>
+      </w:r>
+    </w:p>
+    <w:p>
+      <w:pPr>
+        <w:spacing w:after="120"/>
+      </w:pPr>
+      <w:r>
+        <w:rPr>
+          <w:b w:val="0"/>
+          <w:i w:val="0"/>
+          <w:sz w:val="22"/>
+        </w:rPr>
+        <w:t>Second pass executed automatically via Playwright after the following code changes had landed on devAI:</w:t>
+      </w:r>
+    </w:p>
+    <w:p>
+      <w:pPr>
+        <w:pStyle w:val="ListBullet"/>
+        <w:spacing w:after="40"/>
+      </w:pPr>
+      <w:r/>
+      <w:r>
+        <w:rPr>
+          <w:sz w:val="22"/>
+        </w:rPr>
+        <w:t>9de8e8c — fix(reference): query global max (not per-tenant) for unique reference</w:t>
+      </w:r>
+    </w:p>
+    <w:p>
+      <w:pPr>
+        <w:pStyle w:val="ListBullet"/>
+        <w:spacing w:after="40"/>
+      </w:pPr>
+      <w:r/>
+      <w:r>
+        <w:rPr>
+          <w:sz w:val="22"/>
+        </w:rPr>
+        <w:t>60fd60e — fix(capa): make owner optional when creating a new CAPA</w:t>
+      </w:r>
+    </w:p>
+    <w:p>
+      <w:pPr>
+        <w:pStyle w:val="ListBullet"/>
+        <w:spacing w:after="40"/>
+      </w:pPr>
+      <w:r/>
+      <w:r>
+        <w:rPr>
+          <w:sz w:val="22"/>
+        </w:rPr>
+        <w:t>ff5fb3f — feat(ai-capa): split AI result modal into Close + Save to library</w:t>
+      </w:r>
+    </w:p>
+    <w:p>
+      <w:pPr>
+        <w:pStyle w:val="ListBullet"/>
+        <w:spacing w:after="40"/>
+      </w:pPr>
+      <w:r/>
+      <w:r>
+        <w:rPr>
+          <w:sz w:val="22"/>
+        </w:rPr>
+        <w:t>142bf75 — fix(ai-capa): don't auto-navigate away after Save to library</w:t>
+      </w:r>
+    </w:p>
+    <w:p>
+      <w:pPr>
+        <w:pStyle w:val="ListBullet"/>
+        <w:spacing w:after="40"/>
+      </w:pPr>
+      <w:r/>
+      <w:r>
+        <w:rPr>
+          <w:sz w:val="22"/>
+        </w:rPr>
+        <w:t>1b5a5e6 — fix(login): force method=POST so creds never leak to URL on pre-hydration submit</w:t>
+      </w:r>
+    </w:p>
+    <w:p>
+      <w:pPr>
+        <w:spacing w:before="280" w:after="80"/>
+      </w:pPr>
+      <w:r>
+        <w:rPr>
+          <w:b/>
+          <w:color w:val="8B6914"/>
+          <w:sz w:val="30"/>
+        </w:rPr>
+        <w:t>7.1  Environment for Round-2</w:t>
+      </w:r>
+    </w:p>
+    <w:tbl>
+      <w:tblPr>
+        <w:tblStyle w:val="LightGrid-Accent1"/>
+        <w:tblW w:type="auto" w:w="0"/>
+        <w:tblLook w:firstColumn="1" w:firstRow="1" w:lastColumn="0" w:lastRow="0" w:noHBand="0" w:noVBand="1" w:val="04A0"/>
+      </w:tblPr>
+      <w:tblGrid>
+        <w:gridCol w:w="5100"/>
+        <w:gridCol w:w="5100"/>
+      </w:tblGrid>
+      <w:tr>
+        <w:tc>
+          <w:tcPr>
+            <w:tcW w:type="dxa" w:w="4320"/>
+            <w:shd w:val="clear" w:color="auto" w:fill="8B6914"/>
+            <w:vAlign w:val="center"/>
+          </w:tcPr>
+          <w:p>
+            <w:r/>
+            <w:r>
+              <w:rPr>
+                <w:b/>
+                <w:color w:val="FFFFFF"/>
+                <w:sz w:val="20"/>
+              </w:rPr>
+              <w:t>Component</w:t>
+            </w:r>
+          </w:p>
+        </w:tc>
+        <w:tc>
+          <w:tcPr>
+            <w:tcW w:type="dxa" w:w="7920"/>
+            <w:shd w:val="clear" w:color="auto" w:fill="8B6914"/>
+            <w:vAlign w:val="center"/>
+          </w:tcPr>
+          <w:p>
+            <w:r/>
+            <w:r>
+              <w:rPr>
+                <w:b/>
+                <w:color w:val="FFFFFF"/>
+                <w:sz w:val="20"/>
+              </w:rPr>
+              <w:t>Value</w:t>
+            </w:r>
+          </w:p>
+        </w:tc>
+      </w:tr>
+      <w:tr>
+        <w:tc>
+          <w:tcPr>
+            <w:tcW w:type="dxa" w:w="4320"/>
+            <w:vAlign w:val="center"/>
+          </w:tcPr>
+          <w:p>
+            <w:r/>
+            <w:r>
+              <w:rPr>
+                <w:sz w:val="20"/>
+              </w:rPr>
+              <w:t>Branch</w:t>
+            </w:r>
+          </w:p>
+        </w:tc>
+        <w:tc>
+          <w:tcPr>
+            <w:tcW w:type="dxa" w:w="7920"/>
+            <w:vAlign w:val="center"/>
+          </w:tcPr>
+          <w:p>
+            <w:r/>
+            <w:r>
+              <w:rPr>
+                <w:sz w:val="20"/>
+              </w:rPr>
+              <w:t>devAI @ 9de8e8c (then +60fd60e/142bf75/ff5fb3f/1b5a5e6)</w:t>
+            </w:r>
+          </w:p>
+        </w:tc>
+      </w:tr>
+      <w:tr>
+        <w:tc>
+          <w:tcPr>
+            <w:tcW w:type="dxa" w:w="4320"/>
+            <w:vAlign w:val="center"/>
+          </w:tcPr>
+          <w:p>
+            <w:r/>
+            <w:r>
+              <w:rPr>
+                <w:sz w:val="20"/>
+              </w:rPr>
+              <w:t>Frontend</w:t>
+            </w:r>
+          </w:p>
+        </w:tc>
+        <w:tc>
+          <w:tcPr>
+            <w:tcW w:type="dxa" w:w="7920"/>
+            <w:vAlign w:val="center"/>
+          </w:tcPr>
+          <w:p>
+            <w:r/>
+            <w:r>
+              <w:rPr>
+                <w:sz w:val="20"/>
+              </w:rPr>
+              <w:t>http://localhost:3000 (npm run dev → Next.js 16.2.4 Turbopack)</w:t>
+            </w:r>
+          </w:p>
+        </w:tc>
+      </w:tr>
+      <w:tr>
+        <w:tc>
+          <w:tcPr>
+            <w:tcW w:type="dxa" w:w="4320"/>
+            <w:vAlign w:val="center"/>
+          </w:tcPr>
+          <w:p>
+            <w:r/>
+            <w:r>
+              <w:rPr>
+                <w:sz w:val="20"/>
+              </w:rPr>
+              <w:t>AI backend (local)</w:t>
+            </w:r>
+          </w:p>
+        </w:tc>
+        <w:tc>
+          <w:tcPr>
+            <w:tcW w:type="dxa" w:w="7920"/>
+            <w:vAlign w:val="center"/>
+          </w:tcPr>
+          <w:p>
+            <w:r/>
+            <w:r>
+              <w:rPr>
+                <w:sz w:val="20"/>
+              </w:rPr>
+              <w:t>http://localhost:8000 (FastAPI via npm run dev:api)</w:t>
+            </w:r>
+          </w:p>
+        </w:tc>
+      </w:tr>
+      <w:tr>
+        <w:tc>
+          <w:tcPr>
+            <w:tcW w:type="dxa" w:w="4320"/>
+            <w:vAlign w:val="center"/>
+          </w:tcPr>
+          <w:p>
+            <w:r/>
+            <w:r>
+              <w:rPr>
+                <w:sz w:val="20"/>
+              </w:rPr>
+              <w:t>AI backend (proxy upstream resolved to)</w:t>
+            </w:r>
+          </w:p>
+        </w:tc>
+        <w:tc>
+          <w:tcPr>
+            <w:tcW w:type="dxa" w:w="7920"/>
+            <w:vAlign w:val="center"/>
+          </w:tcPr>
+          <w:p>
+            <w:r/>
+            <w:r>
+              <w:rPr>
+                <w:sz w:val="20"/>
+              </w:rPr>
+              <w:t>Render production (NEXT_PUBLIC_API_URL in .env)</w:t>
+            </w:r>
+          </w:p>
+        </w:tc>
+      </w:tr>
+      <w:tr>
+        <w:tc>
+          <w:tcPr>
+            <w:tcW w:type="dxa" w:w="4320"/>
+            <w:vAlign w:val="center"/>
+          </w:tcPr>
+          <w:p>
+            <w:r/>
+            <w:r>
+              <w:rPr>
+                <w:sz w:val="20"/>
+              </w:rPr>
+              <w:t>Postgres</w:t>
+            </w:r>
+          </w:p>
+        </w:tc>
+        <w:tc>
+          <w:tcPr>
+            <w:tcW w:type="dxa" w:w="7920"/>
+            <w:vAlign w:val="center"/>
+          </w:tcPr>
+          <w:p>
+            <w:r/>
+            <w:r>
+              <w:rPr>
+                <w:sz w:val="20"/>
+              </w:rPr>
+              <w:t>localhost:5432/pharma (Prisma 6.19)</w:t>
+            </w:r>
+          </w:p>
+        </w:tc>
+      </w:tr>
+      <w:tr>
+        <w:tc>
+          <w:tcPr>
+            <w:tcW w:type="dxa" w:w="4320"/>
+            <w:vAlign w:val="center"/>
+          </w:tcPr>
+          <w:p>
+            <w:r/>
+            <w:r>
+              <w:rPr>
+                <w:sz w:val="20"/>
+              </w:rPr>
+              <w:t>Tenant under test</w:t>
+            </w:r>
+          </w:p>
+        </w:tc>
+        <w:tc>
+          <w:tcPr>
+            <w:tcW w:type="dxa" w:w="7920"/>
+            <w:vAlign w:val="center"/>
+          </w:tcPr>
+          <w:p>
+            <w:r/>
+            <w:r>
+              <w:rPr>
+                <w:sz w:val="20"/>
+              </w:rPr>
+              <w:t>admin@pharmaglimmora.com / Admin@123 (seeded customer_admin)</w:t>
+            </w:r>
+          </w:p>
+        </w:tc>
+      </w:tr>
+    </w:tbl>
+    <w:p>
+      <w:pPr>
+        <w:spacing w:before="280" w:after="80"/>
+      </w:pPr>
+      <w:r>
+        <w:rPr>
+          <w:b/>
+          <w:color w:val="8B6914"/>
+          <w:sz w:val="30"/>
+        </w:rPr>
+        <w:t>7.2  UI walkthrough (Playwright)</w:t>
+      </w:r>
+    </w:p>
+    <w:p>
+      <w:pPr>
+        <w:spacing w:before="200" w:after="60"/>
+      </w:pPr>
+      <w:r>
+        <w:rPr>
+          <w:b/>
+          <w:color w:val="8B6914"/>
+          <w:sz w:val="26"/>
+        </w:rPr>
+        <w:t xml:space="preserve">Step 7.2.1 — </w:t>
+      </w:r>
+      <w:r>
+        <w:rPr>
+          <w:b/>
+          <w:color w:val="302D29"/>
+          <w:sz w:val="26"/>
+        </w:rPr>
+        <w:t>Login</w:t>
+      </w:r>
+    </w:p>
+    <w:p>
+      <w:pPr>
+        <w:spacing w:after="120"/>
+      </w:pPr>
+      <w:r>
+        <w:rPr>
+          <w:b w:val="0"/>
+          <w:i w:val="0"/>
+          <w:sz w:val="22"/>
+        </w:rPr>
+        <w:t>POST credentials, redirected to /. Form now method="post" so creds never leak to URL on pre-hydration submit.</w:t>
+      </w:r>
+    </w:p>
+    <w:p>
+      <w:pPr>
+        <w:jc w:val="center"/>
+      </w:pPr>
+      <w:r>
+        <w:drawing>
+          <wp:inline xmlns:a="http://schemas.openxmlformats.org/drawingml/2006/main" xmlns:pic="http://schemas.openxmlformats.org/drawingml/2006/picture">
+            <wp:extent cx="5669280" cy="4367535"/>
+            <wp:docPr id="29" name="Picture 29"/>
+            <wp:cNvGraphicFramePr>
+              <a:graphicFrameLocks noChangeAspect="1"/>
+            </wp:cNvGraphicFramePr>
+            <a:graphic>
+              <a:graphicData uri="http://schemas.openxmlformats.org/drawingml/2006/picture">
+                <pic:pic>
+                  <pic:nvPicPr>
+                    <pic:cNvPr id="0" name="01-login.png"/>
+                    <pic:cNvPicPr/>
+                  </pic:nvPicPr>
+                  <pic:blipFill>
+                    <a:blip r:embed="rId37"/>
+                    <a:stretch>
+                      <a:fillRect/>
+                    </a:stretch>
+                  </pic:blipFill>
+                  <pic:spPr>
+                    <a:xfrm>
+                      <a:off x="0" y="0"/>
+                      <a:ext cx="5669280" cy="4367535"/>
+                    </a:xfrm>
+                    <a:prstGeom prst="rect"/>
+                  </pic:spPr>
+                </pic:pic>
+              </a:graphicData>
+            </a:graphic>
+          </wp:inline>
+        </w:drawing>
+      </w:r>
+    </w:p>
+    <w:p>
+      <w:pPr>
+        <w:jc w:val="center"/>
+      </w:pPr>
+      <w:r>
+        <w:rPr>
+          <w:i/>
+          <w:color w:val="64748B"/>
+          <w:sz w:val="19"/>
+        </w:rPr>
+        <w:t>Round-2 — Login screen</w:t>
+      </w:r>
+    </w:p>
+    <w:p>
+      <w:pPr>
+        <w:jc w:val="center"/>
+      </w:pPr>
+      <w:r>
+        <w:drawing>
+          <wp:inline xmlns:a="http://schemas.openxmlformats.org/drawingml/2006/main" xmlns:pic="http://schemas.openxmlformats.org/drawingml/2006/picture">
+            <wp:extent cx="5669280" cy="4367535"/>
+            <wp:docPr id="30" name="Picture 30"/>
+            <wp:cNvGraphicFramePr>
+              <a:graphicFrameLocks noChangeAspect="1"/>
+            </wp:cNvGraphicFramePr>
+            <a:graphic>
+              <a:graphicData uri="http://schemas.openxmlformats.org/drawingml/2006/picture">
+                <pic:pic>
+                  <pic:nvPicPr>
+                    <pic:cNvPr id="0" name="02-dashboard.png"/>
+                    <pic:cNvPicPr/>
+                  </pic:nvPicPr>
+                  <pic:blipFill>
+                    <a:blip r:embed="rId38"/>
+                    <a:stretch>
+                      <a:fillRect/>
+                    </a:stretch>
+                  </pic:blipFill>
+                  <pic:spPr>
+                    <a:xfrm>
+                      <a:off x="0" y="0"/>
+                      <a:ext cx="5669280" cy="4367535"/>
+                    </a:xfrm>
+                    <a:prstGeom prst="rect"/>
+                  </pic:spPr>
+                </pic:pic>
+              </a:graphicData>
+            </a:graphic>
+          </wp:inline>
+        </w:drawing>
+      </w:r>
+    </w:p>
+    <w:p>
+      <w:pPr>
+        <w:jc w:val="center"/>
+      </w:pPr>
+      <w:r>
+        <w:rPr>
+          <w:i/>
+          <w:color w:val="64748B"/>
+          <w:sz w:val="19"/>
+        </w:rPr>
+        <w:t>Round-2 — Dashboard after login</w:t>
+      </w:r>
+    </w:p>
+    <w:p>
+      <w:pPr>
+        <w:spacing w:before="200" w:after="60"/>
+      </w:pPr>
+      <w:r>
+        <w:rPr>
+          <w:b/>
+          <w:color w:val="8B6914"/>
+          <w:sz w:val="26"/>
+        </w:rPr>
+        <w:t xml:space="preserve">Step 7.2.2 — </w:t>
+      </w:r>
+      <w:r>
+        <w:rPr>
+          <w:b/>
+          <w:color w:val="302D29"/>
+          <w:sz w:val="26"/>
+        </w:rPr>
+        <w:t>AI Chatbot — POST /api/ai/chat   ✅</w:t>
+      </w:r>
+    </w:p>
+    <w:p>
+      <w:pPr>
+        <w:spacing w:after="120"/>
+      </w:pPr>
+      <w:r>
+        <w:rPr>
+          <w:b w:val="0"/>
+          <w:i w:val="0"/>
+          <w:sz w:val="22"/>
+        </w:rPr>
+        <w:t>Sent: “What is RCA?”. Assistant replied within ~10 s; speaker icon offers TTS.</w:t>
+      </w:r>
+    </w:p>
+    <w:p>
+      <w:pPr>
+        <w:jc w:val="center"/>
+      </w:pPr>
+      <w:r>
+        <w:drawing>
+          <wp:inline xmlns:a="http://schemas.openxmlformats.org/drawingml/2006/main" xmlns:pic="http://schemas.openxmlformats.org/drawingml/2006/picture">
+            <wp:extent cx="5669280" cy="4367535"/>
+            <wp:docPr id="31" name="Picture 31"/>
+            <wp:cNvGraphicFramePr>
+              <a:graphicFrameLocks noChangeAspect="1"/>
+            </wp:cNvGraphicFramePr>
+            <a:graphic>
+              <a:graphicData uri="http://schemas.openxmlformats.org/drawingml/2006/picture">
+                <pic:pic>
+                  <pic:nvPicPr>
+                    <pic:cNvPr id="0" name="03-chatbot.png"/>
+                    <pic:cNvPicPr/>
+                  </pic:nvPicPr>
+                  <pic:blipFill>
+                    <a:blip r:embed="rId39"/>
+                    <a:stretch>
+                      <a:fillRect/>
+                    </a:stretch>
+                  </pic:blipFill>
+                  <pic:spPr>
+                    <a:xfrm>
+                      <a:off x="0" y="0"/>
+                      <a:ext cx="5669280" cy="4367535"/>
+                    </a:xfrm>
+                    <a:prstGeom prst="rect"/>
+                  </pic:spPr>
+                </pic:pic>
+              </a:graphicData>
+            </a:graphic>
+          </wp:inline>
+        </w:drawing>
+      </w:r>
+    </w:p>
+    <w:p>
+      <w:pPr>
+        <w:jc w:val="center"/>
+      </w:pPr>
+      <w:r>
+        <w:rPr>
+          <w:i/>
+          <w:color w:val="64748B"/>
+          <w:sz w:val="19"/>
+        </w:rPr>
+        <w:t>Round-2 — Chatbot response</w:t>
+      </w:r>
+    </w:p>
+    <w:p>
+      <w:pPr>
+        <w:spacing w:before="200" w:after="60"/>
+      </w:pPr>
+      <w:r>
+        <w:rPr>
+          <w:b/>
+          <w:color w:val="8B6914"/>
+          <w:sz w:val="26"/>
+        </w:rPr>
+        <w:t xml:space="preserve">Step 7.2.3 — </w:t>
+      </w:r>
+      <w:r>
+        <w:rPr>
+          <w:b/>
+          <w:color w:val="302D29"/>
+          <w:sz w:val="26"/>
+        </w:rPr>
+        <w:t>Generate AI CAPA — POST /api/v1/capa/create   ✅</w:t>
+      </w:r>
+    </w:p>
+    <w:p>
+      <w:pPr>
+        <w:spacing w:after="120"/>
+      </w:pPr>
+      <w:r>
+        <w:rPr>
+          <w:b w:val="0"/>
+          <w:i w:val="0"/>
+          <w:sz w:val="22"/>
+        </w:rPr>
+        <w:t>Inputs:</w:t>
+      </w:r>
+    </w:p>
+    <w:tbl>
+      <w:tblPr>
+        <w:tblStyle w:val="LightGrid-Accent1"/>
+        <w:tblW w:type="auto" w:w="0"/>
+        <w:tblLook w:firstColumn="1" w:firstRow="1" w:lastColumn="0" w:lastRow="0" w:noHBand="0" w:noVBand="1" w:val="04A0"/>
+      </w:tblPr>
+      <w:tblGrid>
+        <w:gridCol w:w="5100"/>
+        <w:gridCol w:w="5100"/>
+      </w:tblGrid>
+      <w:tr>
+        <w:tc>
+          <w:tcPr>
+            <w:tcW w:type="dxa" w:w="2880"/>
+            <w:shd w:val="clear" w:color="auto" w:fill="8B6914"/>
+            <w:vAlign w:val="center"/>
+          </w:tcPr>
+          <w:p>
+            <w:r/>
+            <w:r>
+              <w:rPr>
+                <w:b/>
+                <w:color w:val="FFFFFF"/>
+                <w:sz w:val="20"/>
+              </w:rPr>
+              <w:t>Field</w:t>
+            </w:r>
+          </w:p>
+        </w:tc>
+        <w:tc>
+          <w:tcPr>
+            <w:tcW w:type="dxa" w:w="9360"/>
+            <w:shd w:val="clear" w:color="auto" w:fill="8B6914"/>
+            <w:vAlign w:val="center"/>
+          </w:tcPr>
+          <w:p>
+            <w:r/>
+            <w:r>
+              <w:rPr>
+                <w:b/>
+                <w:color w:val="FFFFFF"/>
+                <w:sz w:val="20"/>
+              </w:rPr>
+              <w:t>Value</w:t>
+            </w:r>
+          </w:p>
+        </w:tc>
+      </w:tr>
+      <w:tr>
+        <w:tc>
+          <w:tcPr>
+            <w:tcW w:type="dxa" w:w="2880"/>
+            <w:vAlign w:val="center"/>
+          </w:tcPr>
+          <w:p>
+            <w:r/>
+            <w:r>
+              <w:rPr>
+                <w:sz w:val="20"/>
+              </w:rPr>
+              <w:t>Initial severity</w:t>
+            </w:r>
+          </w:p>
+        </w:tc>
+        <w:tc>
+          <w:tcPr>
+            <w:tcW w:type="dxa" w:w="9360"/>
+            <w:vAlign w:val="center"/>
+          </w:tcPr>
+          <w:p>
+            <w:r/>
+            <w:r>
+              <w:rPr>
+                <w:sz w:val="20"/>
+              </w:rPr>
+              <w:t>High</w:t>
+            </w:r>
+          </w:p>
+        </w:tc>
+      </w:tr>
+      <w:tr>
+        <w:tc>
+          <w:tcPr>
+            <w:tcW w:type="dxa" w:w="2880"/>
+            <w:vAlign w:val="center"/>
+          </w:tcPr>
+          <w:p>
+            <w:r/>
+            <w:r>
+              <w:rPr>
+                <w:sz w:val="20"/>
+              </w:rPr>
+              <w:t>Problem statement</w:t>
+            </w:r>
+          </w:p>
+        </w:tc>
+        <w:tc>
+          <w:tcPr>
+            <w:tcW w:type="dxa" w:w="9360"/>
+            <w:vAlign w:val="center"/>
+          </w:tcPr>
+          <w:p>
+            <w:r/>
+            <w:r>
+              <w:rPr>
+                <w:sz w:val="20"/>
+              </w:rPr>
+              <w:t>Round-2 retest: HPLC column #2 produced out-of-spec assay results on lot 26-05-X. Calibration logs show drift since last PM.</w:t>
+            </w:r>
+          </w:p>
+        </w:tc>
+      </w:tr>
+      <w:tr>
+        <w:tc>
+          <w:tcPr>
+            <w:tcW w:type="dxa" w:w="2880"/>
+            <w:vAlign w:val="center"/>
+          </w:tcPr>
+          <w:p>
+            <w:r/>
+            <w:r>
+              <w:rPr>
+                <w:sz w:val="20"/>
+              </w:rPr>
+              <w:t>Source</w:t>
+            </w:r>
+          </w:p>
+        </w:tc>
+        <w:tc>
+          <w:tcPr>
+            <w:tcW w:type="dxa" w:w="9360"/>
+            <w:vAlign w:val="center"/>
+          </w:tcPr>
+          <w:p>
+            <w:r/>
+            <w:r>
+              <w:rPr>
+                <w:sz w:val="20"/>
+              </w:rPr>
+              <w:t>Internal Audit</w:t>
+            </w:r>
+          </w:p>
+        </w:tc>
+      </w:tr>
+      <w:tr>
+        <w:tc>
+          <w:tcPr>
+            <w:tcW w:type="dxa" w:w="2880"/>
+            <w:vAlign w:val="center"/>
+          </w:tcPr>
+          <w:p>
+            <w:r/>
+            <w:r>
+              <w:rPr>
+                <w:sz w:val="20"/>
+              </w:rPr>
+              <w:t>Area affected</w:t>
+            </w:r>
+          </w:p>
+        </w:tc>
+        <w:tc>
+          <w:tcPr>
+            <w:tcW w:type="dxa" w:w="9360"/>
+            <w:vAlign w:val="center"/>
+          </w:tcPr>
+          <w:p>
+            <w:r/>
+            <w:r>
+              <w:rPr>
+                <w:sz w:val="20"/>
+              </w:rPr>
+              <w:t>QC Lab</w:t>
+            </w:r>
+          </w:p>
+        </w:tc>
+      </w:tr>
+      <w:tr>
+        <w:tc>
+          <w:tcPr>
+            <w:tcW w:type="dxa" w:w="2880"/>
+            <w:vAlign w:val="center"/>
+          </w:tcPr>
+          <w:p>
+            <w:r/>
+            <w:r>
+              <w:rPr>
+                <w:sz w:val="20"/>
+              </w:rPr>
+              <w:t>Equipment / Product</w:t>
+            </w:r>
+          </w:p>
+        </w:tc>
+        <w:tc>
+          <w:tcPr>
+            <w:tcW w:type="dxa" w:w="9360"/>
+            <w:vAlign w:val="center"/>
+          </w:tcPr>
+          <w:p>
+            <w:r/>
+            <w:r>
+              <w:rPr>
+                <w:sz w:val="20"/>
+              </w:rPr>
+              <w:t>HPLC Column #2 / Lot 26-05-X</w:t>
+            </w:r>
+          </w:p>
+        </w:tc>
+      </w:tr>
+    </w:tbl>
+    <w:p>
+      <w:pPr>
+        <w:spacing w:after="120"/>
+      </w:pPr>
+      <w:r>
+        <w:rPr>
+          <w:b w:val="0"/>
+          <w:i w:val="0"/>
+          <w:sz w:val="22"/>
+        </w:rPr>
+        <w:t>Result: CAPA-2026-310 created, AI risk score returned, no recurrence detected.</w:t>
+      </w:r>
+    </w:p>
+    <w:p>
+      <w:pPr>
+        <w:jc w:val="center"/>
+      </w:pPr>
+      <w:r>
+        <w:drawing>
+          <wp:inline xmlns:a="http://schemas.openxmlformats.org/drawingml/2006/main" xmlns:pic="http://schemas.openxmlformats.org/drawingml/2006/picture">
+            <wp:extent cx="5669280" cy="3644175"/>
+            <wp:docPr id="32" name="Picture 32"/>
+            <wp:cNvGraphicFramePr>
+              <a:graphicFrameLocks noChangeAspect="1"/>
+            </wp:cNvGraphicFramePr>
+            <a:graphic>
+              <a:graphicData uri="http://schemas.openxmlformats.org/drawingml/2006/picture">
+                <pic:pic>
+                  <pic:nvPicPr>
+                    <pic:cNvPr id="0" name="04-capa-generated.png"/>
+                    <pic:cNvPicPr/>
+                  </pic:nvPicPr>
+                  <pic:blipFill>
+                    <a:blip r:embed="rId40"/>
+                    <a:stretch>
+                      <a:fillRect/>
+                    </a:stretch>
+                  </pic:blipFill>
+                  <pic:spPr>
+                    <a:xfrm>
+                      <a:off x="0" y="0"/>
+                      <a:ext cx="5669280" cy="3644175"/>
+                    </a:xfrm>
+                    <a:prstGeom prst="rect"/>
+                  </pic:spPr>
+                </pic:pic>
+              </a:graphicData>
+            </a:graphic>
+          </wp:inline>
+        </w:drawing>
+      </w:r>
+    </w:p>
+    <w:p>
+      <w:pPr>
+        <w:jc w:val="center"/>
+      </w:pPr>
+      <w:r>
+        <w:rPr>
+          <w:i/>
+          <w:color w:val="64748B"/>
+          <w:sz w:val="19"/>
+        </w:rPr>
+        <w:t>Round-2 — AI CAPA result panel</w:t>
+      </w:r>
+    </w:p>
+    <w:p>
+      <w:pPr>
+        <w:spacing w:after="120"/>
+      </w:pPr>
+      <w:r>
+        <w:rPr>
+          <w:b w:val="0"/>
+          <w:i w:val="0"/>
+          <w:sz w:val="22"/>
+        </w:rPr>
+        <w:t>Clicked “Save to library” — row appears in the CAPA Tracker, modal closed, stayed on /capa.</w:t>
+      </w:r>
+    </w:p>
+    <w:p>
+      <w:pPr>
+        <w:jc w:val="center"/>
+      </w:pPr>
+      <w:r>
+        <w:drawing>
+          <wp:inline xmlns:a="http://schemas.openxmlformats.org/drawingml/2006/main" xmlns:pic="http://schemas.openxmlformats.org/drawingml/2006/picture">
+            <wp:extent cx="5669280" cy="4372227"/>
+            <wp:docPr id="33" name="Picture 33"/>
+            <wp:cNvGraphicFramePr>
+              <a:graphicFrameLocks noChangeAspect="1"/>
+            </wp:cNvGraphicFramePr>
+            <a:graphic>
+              <a:graphicData uri="http://schemas.openxmlformats.org/drawingml/2006/picture">
+                <pic:pic>
+                  <pic:nvPicPr>
+                    <pic:cNvPr id="0" name="05-capa-saved.png"/>
+                    <pic:cNvPicPr/>
+                  </pic:nvPicPr>
+                  <pic:blipFill>
+                    <a:blip r:embed="rId41"/>
+                    <a:stretch>
+                      <a:fillRect/>
+                    </a:stretch>
+                  </pic:blipFill>
+                  <pic:spPr>
+                    <a:xfrm>
+                      <a:off x="0" y="0"/>
+                      <a:ext cx="5669280" cy="4372227"/>
+                    </a:xfrm>
+                    <a:prstGeom prst="rect"/>
+                  </pic:spPr>
+                </pic:pic>
+              </a:graphicData>
+            </a:graphic>
+          </wp:inline>
+        </w:drawing>
+      </w:r>
+    </w:p>
+    <w:p>
+      <w:pPr>
+        <w:jc w:val="center"/>
+      </w:pPr>
+      <w:r>
+        <w:rPr>
+          <w:i/>
+          <w:color w:val="64748B"/>
+          <w:sz w:val="19"/>
+        </w:rPr>
+        <w:t>Round-2 — Tracker after Save to library</w:t>
+      </w:r>
+    </w:p>
+    <w:p>
+      <w:pPr>
+        <w:spacing w:before="200" w:after="60"/>
+      </w:pPr>
+      <w:r>
+        <w:rPr>
+          <w:b/>
+          <w:color w:val="8B6914"/>
+          <w:sz w:val="26"/>
+        </w:rPr>
+        <w:t xml:space="preserve">Step 7.2.4 — </w:t>
+      </w:r>
+      <w:r>
+        <w:rPr>
+          <w:b/>
+          <w:color w:val="302D29"/>
+          <w:sz w:val="26"/>
+        </w:rPr>
+        <w:t>Full lifecycle on CAPA-2026-310</w:t>
+      </w:r>
+    </w:p>
+    <w:p>
+      <w:pPr>
+        <w:spacing w:after="120"/>
+      </w:pPr>
+      <w:r>
+        <w:rPr>
+          <w:b w:val="0"/>
+          <w:i w:val="0"/>
+          <w:sz w:val="22"/>
+        </w:rPr>
+        <w:t>Navigated to /ai-capa/CAPA-2026-310. Walked RCA → Action plan → Monitoring → Effectiveness → Closure. Captured network log after Initiate closure:</w:t>
+      </w:r>
+    </w:p>
+    <w:p>
+      <w:pPr>
+        <w:spacing w:before="80" w:after="120"/>
+        <w:ind w:left="170"/>
+        <w:shd w:val="clear" w:color="auto" w:fill="F5F2EC"/>
+      </w:pPr>
+      <w:r>
+        <w:rPr>
+          <w:rFonts w:ascii="Consolas" w:hAnsi="Consolas"/>
+          <w:color w:val="302D29"/>
+          <w:sz w:val="19"/>
+        </w:rPr>
+        <w:t>POST /api/ai-proxy/api/v1/rca/submit                       → 200</w:t>
+        <w:br/>
+        <w:t>POST /api/ai-proxy/api/v1/action-plan/submit               → 200</w:t>
+        <w:br/>
+        <w:t>POST /api/ai-proxy/api/v1/monitoring/check                 → 200</w:t>
+        <w:br/>
+        <w:t>POST /api/ai-proxy/api/v1/effectiveness/check              → 200</w:t>
+        <w:br/>
+        <w:t>POST /api/ai-proxy/api/v1/closure/initiate                 → 200</w:t>
+        <w:br/>
+        <w:t>GET  /api/ai-proxy/api/v1/capa/status/CAPA-2026-310        → 200  (×6 across stages)</w:t>
+        <w:br/>
+        <w:t>GET  /api/ai-proxy/api/v1/rca/capa/CAPA-2026-310           → 200</w:t>
+        <w:br/>
+        <w:t>GET  /api/ai-proxy/api/v1/action-plan/capa/CAPA-2026-310   → 204 then 200</w:t>
+        <w:br/>
+        <w:t>GET  /api/ai-proxy/api/v1/monitoring/capa/CAPA-2026-310    → 204 then 200</w:t>
+        <w:br/>
+        <w:t>GET  /api/ai-proxy/api/v1/effectiveness/capa/CAPA-2026-310 → 204 then 200</w:t>
+        <w:br/>
+        <w:t>GET  /api/ai-proxy/api/v1/closure/capa/CAPA-2026-310       → 204 then 200</w:t>
+      </w:r>
+    </w:p>
+    <w:p>
+      <w:pPr>
+        <w:spacing w:after="120"/>
+      </w:pPr>
+      <w:r>
+        <w:rPr>
+          <w:b w:val="0"/>
+          <w:i w:val="0"/>
+          <w:sz w:val="22"/>
+        </w:rPr>
+        <w:t>The 404→204 proxy collapse for pre-submit by-capa GETs continues to work — no red lines in the dev console.</w:t>
+      </w:r>
+    </w:p>
+    <w:p>
+      <w:pPr>
+        <w:jc w:val="center"/>
+      </w:pPr>
+      <w:r>
+        <w:drawing>
+          <wp:inline xmlns:a="http://schemas.openxmlformats.org/drawingml/2006/main" xmlns:pic="http://schemas.openxmlformats.org/drawingml/2006/picture">
+            <wp:extent cx="5669280" cy="4367535"/>
+            <wp:docPr id="34" name="Picture 34"/>
+            <wp:cNvGraphicFramePr>
+              <a:graphicFrameLocks noChangeAspect="1"/>
+            </wp:cNvGraphicFramePr>
+            <a:graphic>
+              <a:graphicData uri="http://schemas.openxmlformats.org/drawingml/2006/picture">
+                <pic:pic>
+                  <pic:nvPicPr>
+                    <pic:cNvPr id="0" name="06-lifecycle-initial.png"/>
+                    <pic:cNvPicPr/>
+                  </pic:nvPicPr>
+                  <pic:blipFill>
+                    <a:blip r:embed="rId42"/>
+                    <a:stretch>
+                      <a:fillRect/>
+                    </a:stretch>
+                  </pic:blipFill>
+                  <pic:spPr>
+                    <a:xfrm>
+                      <a:off x="0" y="0"/>
+                      <a:ext cx="5669280" cy="4367535"/>
+                    </a:xfrm>
+                    <a:prstGeom prst="rect"/>
+                  </pic:spPr>
+                </pic:pic>
+              </a:graphicData>
+            </a:graphic>
+          </wp:inline>
+        </w:drawing>
+      </w:r>
+    </w:p>
+    <w:p>
+      <w:pPr>
+        <w:jc w:val="center"/>
+      </w:pPr>
+      <w:r>
+        <w:rPr>
+          <w:i/>
+          <w:color w:val="64748B"/>
+          <w:sz w:val="19"/>
+        </w:rPr>
+        <w:t>Round-2 — Lifecycle dashboard on entry</w:t>
+      </w:r>
+    </w:p>
+    <w:p>
+      <w:pPr>
+        <w:jc w:val="center"/>
+      </w:pPr>
+      <w:r>
+        <w:drawing>
+          <wp:inline xmlns:a="http://schemas.openxmlformats.org/drawingml/2006/main" xmlns:pic="http://schemas.openxmlformats.org/drawingml/2006/picture">
+            <wp:extent cx="5669280" cy="4367535"/>
+            <wp:docPr id="35" name="Picture 35"/>
+            <wp:cNvGraphicFramePr>
+              <a:graphicFrameLocks noChangeAspect="1"/>
+            </wp:cNvGraphicFramePr>
+            <a:graphic>
+              <a:graphicData uri="http://schemas.openxmlformats.org/drawingml/2006/picture">
+                <pic:pic>
+                  <pic:nvPicPr>
+                    <pic:cNvPr id="0" name="07-lifecycle-complete.png"/>
+                    <pic:cNvPicPr/>
+                  </pic:nvPicPr>
+                  <pic:blipFill>
+                    <a:blip r:embed="rId43"/>
+                    <a:stretch>
+                      <a:fillRect/>
+                    </a:stretch>
+                  </pic:blipFill>
+                  <pic:spPr>
+                    <a:xfrm>
+                      <a:off x="0" y="0"/>
+                      <a:ext cx="5669280" cy="4367535"/>
+                    </a:xfrm>
+                    <a:prstGeom prst="rect"/>
+                  </pic:spPr>
+                </pic:pic>
+              </a:graphicData>
+            </a:graphic>
+          </wp:inline>
+        </w:drawing>
+      </w:r>
+    </w:p>
+    <w:p>
+      <w:pPr>
+        <w:jc w:val="center"/>
+      </w:pPr>
+      <w:r>
+        <w:rPr>
+          <w:i/>
+          <w:color w:val="64748B"/>
+          <w:sz w:val="19"/>
+        </w:rPr>
+        <w:t>Round-2 — All six cards Submitted</w:t>
+      </w:r>
+    </w:p>
+    <w:p>
+      <w:pPr>
+        <w:spacing w:before="200" w:after="60"/>
+      </w:pPr>
+      <w:r>
+        <w:rPr>
+          <w:b/>
+          <w:color w:val="8B6914"/>
+          <w:sz w:val="26"/>
+        </w:rPr>
+        <w:t xml:space="preserve">Step 7.2.5 — </w:t>
+      </w:r>
+      <w:r>
+        <w:rPr>
+          <w:b/>
+          <w:color w:val="302D29"/>
+          <w:sz w:val="26"/>
+        </w:rPr>
+        <w:t>AI Tools page — health pings + audit record   ✅</w:t>
+      </w:r>
+    </w:p>
+    <w:p>
+      <w:pPr>
+        <w:spacing w:after="120"/>
+      </w:pPr>
+      <w:r>
+        <w:rPr>
+          <w:b w:val="0"/>
+          <w:i w:val="0"/>
+          <w:sz w:val="22"/>
+        </w:rPr>
+        <w:t>Hit each Ping in Diagnostics. Then submitted record_id=CAPA-2026-310 to Audit record. Network results:</w:t>
+      </w:r>
+    </w:p>
+    <w:p>
+      <w:pPr>
+        <w:spacing w:before="80" w:after="120"/>
+        <w:ind w:left="170"/>
+        <w:shd w:val="clear" w:color="auto" w:fill="F5F2EC"/>
+      </w:pPr>
+      <w:r>
+        <w:rPr>
+          <w:rFonts w:ascii="Consolas" w:hAnsi="Consolas"/>
+          <w:color w:val="302D29"/>
+          <w:sz w:val="19"/>
+        </w:rPr>
+        <w:t>GET /api/ai-proxy/api/ai/health                            → 200</w:t>
+        <w:br/>
+        <w:t>GET /api/ai-proxy/api/ai/voice/health                      → 200</w:t>
+        <w:br/>
+        <w:t>GET /api/ai-proxy/api/v1/users/                            → 308 → 307 → 200</w:t>
+        <w:br/>
+        <w:t>GET /api/ai-proxy/api/v1/audit/record/CAPA-2026-310        → 200</w:t>
+        <w:br/>
+        <w:t>GET /api/ai-proxy/api/v1/rca/status/RCA-2026-103           → 200  (verified stage-status form pattern)</w:t>
+      </w:r>
+    </w:p>
+    <w:p>
+      <w:pPr>
+        <w:jc w:val="center"/>
+      </w:pPr>
+      <w:r>
+        <w:drawing>
+          <wp:inline xmlns:a="http://schemas.openxmlformats.org/drawingml/2006/main" xmlns:pic="http://schemas.openxmlformats.org/drawingml/2006/picture">
+            <wp:extent cx="5669280" cy="4367535"/>
+            <wp:docPr id="36" name="Picture 36"/>
+            <wp:cNvGraphicFramePr>
+              <a:graphicFrameLocks noChangeAspect="1"/>
+            </wp:cNvGraphicFramePr>
+            <a:graphic>
+              <a:graphicData uri="http://schemas.openxmlformats.org/drawingml/2006/picture">
+                <pic:pic>
+                  <pic:nvPicPr>
+                    <pic:cNvPr id="0" name="08-ai-tools.png"/>
+                    <pic:cNvPicPr/>
+                  </pic:nvPicPr>
+                  <pic:blipFill>
+                    <a:blip r:embed="rId44"/>
+                    <a:stretch>
+                      <a:fillRect/>
+                    </a:stretch>
+                  </pic:blipFill>
+                  <pic:spPr>
+                    <a:xfrm>
+                      <a:off x="0" y="0"/>
+                      <a:ext cx="5669280" cy="4367535"/>
+                    </a:xfrm>
+                    <a:prstGeom prst="rect"/>
+                  </pic:spPr>
+                </pic:pic>
+              </a:graphicData>
+            </a:graphic>
+          </wp:inline>
+        </w:drawing>
+      </w:r>
+    </w:p>
+    <w:p>
+      <w:pPr>
+        <w:jc w:val="center"/>
+      </w:pPr>
+      <w:r>
+        <w:rPr>
+          <w:i/>
+          <w:color w:val="64748B"/>
+          <w:sz w:val="19"/>
+        </w:rPr>
+        <w:t>Round-2 — AI Tools page after pings + audit record submit</w:t>
+      </w:r>
+    </w:p>
+    <w:p>
+      <w:pPr>
+        <w:spacing w:before="280" w:after="80"/>
+      </w:pPr>
+      <w:r>
+        <w:rPr>
+          <w:b/>
+          <w:color w:val="8B6914"/>
+          <w:sz w:val="30"/>
+        </w:rPr>
+        <w:t>7.3  Curl-only retest</w:t>
+      </w:r>
+    </w:p>
+    <w:p>
+      <w:pPr>
+        <w:spacing w:before="80" w:after="120"/>
+        <w:ind w:left="170"/>
+        <w:shd w:val="clear" w:color="auto" w:fill="F5F2EC"/>
+      </w:pPr>
+      <w:r>
+        <w:rPr>
+          <w:rFonts w:ascii="Consolas" w:hAnsi="Consolas"/>
+          <w:color w:val="302D29"/>
+          <w:sz w:val="19"/>
+        </w:rPr>
+        <w:t>$ curl -X POST .../api/v1/auth/signup    → 201  (created r2_qa user)</w:t>
+        <w:br/>
+        <w:t>$ curl -X POST .../api/v1/auth/login     → 200  (Bearer token returned)</w:t>
+        <w:br/>
+        <w:t>$ curl       .../api/v1/capa/all         → 200</w:t>
+        <w:br/>
+        <w:t>$ curl       .../api/v1/audit/all        → 200</w:t>
+        <w:br/>
+        <w:t>$ curl -X POST .../api/ai/voice/speak    → 200  audio/mpeg 48 000 bytes</w:t>
+        <w:br/>
+        <w:t>$ curl -X POST .../api/ai/voice/transcribe -F audio=@r2-speak.mp3</w:t>
+        <w:br/>
+        <w:t xml:space="preserve">    → 200  {"text":"Round two retest, all systems nominal.","customer_id":"anonymous"}</w:t>
+        <w:br/>
+        <w:t>$ curl -X POST .../api/ai/voice/chat -F audio=@r2-speak.mp3</w:t>
+        <w:br/>
+        <w:t xml:space="preserve">    → 200  audio/mpeg 416 640 bytes + headers:</w:t>
+        <w:br/>
+        <w:t xml:space="preserve">        x-user-text: Round%20two%20retest%2C%20all%20systems%20nominal.</w:t>
+        <w:br/>
+        <w:t xml:space="preserve">        x-ai-reply:  That%27s%20great%20to%20hear%21%20Since%20all%20systems%20are%20nominal%E2%80%A6</w:t>
+        <w:br/>
+        <w:t xml:space="preserve">        x-intent:    GENERAL</w:t>
+        <w:br/>
+        <w:t>$ curl -X POST .../api/v1/capa/dismiss-alert</w:t>
+        <w:br/>
+        <w:t xml:space="preserve">    → 200  audit_id=AUDIT-20260516081751-2460ff09</w:t>
+      </w:r>
+    </w:p>
+    <w:p>
+      <w:pPr>
+        <w:spacing w:before="280" w:after="80"/>
+      </w:pPr>
+      <w:r>
+        <w:rPr>
+          <w:b/>
+          <w:color w:val="8B6914"/>
+          <w:sz w:val="30"/>
+        </w:rPr>
+        <w:t>7.4  Round-2 coverage matrix</w:t>
+      </w:r>
+    </w:p>
+    <w:tbl>
+      <w:tblPr>
+        <w:tblStyle w:val="LightGrid-Accent1"/>
+        <w:tblW w:type="auto" w:w="0"/>
+        <w:tblLook w:firstColumn="1" w:firstRow="1" w:lastColumn="0" w:lastRow="0" w:noHBand="0" w:noVBand="1" w:val="04A0"/>
+      </w:tblPr>
+      <w:tblGrid>
+        <w:gridCol w:w="3400"/>
+        <w:gridCol w:w="3400"/>
+        <w:gridCol w:w="3400"/>
+      </w:tblGrid>
+      <w:tr>
+        <w:tc>
+          <w:tcPr>
+            <w:tcW w:type="dxa" w:w="864"/>
+            <w:shd w:val="clear" w:color="auto" w:fill="8B6914"/>
+            <w:vAlign w:val="center"/>
+          </w:tcPr>
+          <w:p>
+            <w:r/>
+            <w:r>
+              <w:rPr>
+                <w:b/>
+                <w:color w:val="FFFFFF"/>
+                <w:sz w:val="20"/>
+              </w:rPr>
+              <w:t>#</w:t>
+            </w:r>
+          </w:p>
+        </w:tc>
+        <w:tc>
+          <w:tcPr>
+            <w:tcW w:type="dxa" w:w="7056"/>
+            <w:shd w:val="clear" w:color="auto" w:fill="8B6914"/>
+            <w:vAlign w:val="center"/>
+          </w:tcPr>
+          <w:p>
+            <w:r/>
+            <w:r>
+              <w:rPr>
+                <w:b/>
+                <w:color w:val="FFFFFF"/>
+                <w:sz w:val="20"/>
+              </w:rPr>
+              <w:t>Endpoint</w:t>
+            </w:r>
+          </w:p>
+        </w:tc>
+        <w:tc>
+          <w:tcPr>
+            <w:tcW w:type="dxa" w:w="3600"/>
+            <w:shd w:val="clear" w:color="auto" w:fill="8B6914"/>
+            <w:vAlign w:val="center"/>
+          </w:tcPr>
+          <w:p>
+            <w:r/>
+            <w:r>
+              <w:rPr>
+                <w:b/>
+                <w:color w:val="FFFFFF"/>
+                <w:sz w:val="20"/>
+              </w:rPr>
+              <w:t>Result</w:t>
+            </w:r>
+          </w:p>
+        </w:tc>
+      </w:tr>
+      <w:tr>
+        <w:tc>
+          <w:tcPr>
+            <w:tcW w:type="dxa" w:w="864"/>
+            <w:vAlign w:val="center"/>
+          </w:tcPr>
+          <w:p>
+            <w:r/>
+            <w:r>
+              <w:rPr>
+                <w:sz w:val="20"/>
+              </w:rPr>
+              <w:t>1</w:t>
+            </w:r>
+          </w:p>
+        </w:tc>
+        <w:tc>
+          <w:tcPr>
+            <w:tcW w:type="dxa" w:w="7056"/>
+            <w:vAlign w:val="center"/>
+          </w:tcPr>
+          <w:p>
+            <w:r/>
+            <w:r>
+              <w:rPr>
+                <w:sz w:val="20"/>
+              </w:rPr>
+              <w:t>POST /api/v1/auth/signup</w:t>
+            </w:r>
+          </w:p>
+        </w:tc>
+        <w:tc>
+          <w:tcPr>
+            <w:tcW w:type="dxa" w:w="3600"/>
+            <w:vAlign w:val="center"/>
+          </w:tcPr>
+          <w:p>
+            <w:r/>
+            <w:r>
+              <w:rPr>
+                <w:sz w:val="20"/>
+              </w:rPr>
+              <w:t>✅ 201</w:t>
+            </w:r>
+          </w:p>
+        </w:tc>
+      </w:tr>
+      <w:tr>
+        <w:tc>
+          <w:tcPr>
+            <w:tcW w:type="dxa" w:w="864"/>
+            <w:vAlign w:val="center"/>
+          </w:tcPr>
+          <w:p>
+            <w:r/>
+            <w:r>
+              <w:rPr>
+                <w:sz w:val="20"/>
+              </w:rPr>
+              <w:t>2</w:t>
+            </w:r>
+          </w:p>
+        </w:tc>
+        <w:tc>
+          <w:tcPr>
+            <w:tcW w:type="dxa" w:w="7056"/>
+            <w:vAlign w:val="center"/>
+          </w:tcPr>
+          <w:p>
+            <w:r/>
+            <w:r>
+              <w:rPr>
+                <w:sz w:val="20"/>
+              </w:rPr>
+              <w:t>POST /api/v1/auth/login</w:t>
+            </w:r>
+          </w:p>
+        </w:tc>
+        <w:tc>
+          <w:tcPr>
+            <w:tcW w:type="dxa" w:w="3600"/>
+            <w:vAlign w:val="center"/>
+          </w:tcPr>
+          <w:p>
+            <w:r/>
+            <w:r>
+              <w:rPr>
+                <w:sz w:val="20"/>
+              </w:rPr>
+              <w:t>✅ 200</w:t>
+            </w:r>
+          </w:p>
+        </w:tc>
+      </w:tr>
+      <w:tr>
+        <w:tc>
+          <w:tcPr>
+            <w:tcW w:type="dxa" w:w="864"/>
+            <w:vAlign w:val="center"/>
+          </w:tcPr>
+          <w:p>
+            <w:r/>
+            <w:r>
+              <w:rPr>
+                <w:sz w:val="20"/>
+              </w:rPr>
+              <w:t>3</w:t>
+            </w:r>
+          </w:p>
+        </w:tc>
+        <w:tc>
+          <w:tcPr>
+            <w:tcW w:type="dxa" w:w="7056"/>
+            <w:vAlign w:val="center"/>
+          </w:tcPr>
+          <w:p>
+            <w:r/>
+            <w:r>
+              <w:rPr>
+                <w:sz w:val="20"/>
+              </w:rPr>
+              <w:t>POST /api/ai/chat</w:t>
+            </w:r>
+          </w:p>
+        </w:tc>
+        <w:tc>
+          <w:tcPr>
+            <w:tcW w:type="dxa" w:w="3600"/>
+            <w:vAlign w:val="center"/>
+          </w:tcPr>
+          <w:p>
+            <w:r/>
+            <w:r>
+              <w:rPr>
+                <w:sz w:val="20"/>
+              </w:rPr>
+              <w:t>✅ 200</w:t>
+            </w:r>
+          </w:p>
+        </w:tc>
+      </w:tr>
+      <w:tr>
+        <w:tc>
+          <w:tcPr>
+            <w:tcW w:type="dxa" w:w="864"/>
+            <w:vAlign w:val="center"/>
+          </w:tcPr>
+          <w:p>
+            <w:r/>
+            <w:r>
+              <w:rPr>
+                <w:sz w:val="20"/>
+              </w:rPr>
+              <w:t>4</w:t>
+            </w:r>
+          </w:p>
+        </w:tc>
+        <w:tc>
+          <w:tcPr>
+            <w:tcW w:type="dxa" w:w="7056"/>
+            <w:vAlign w:val="center"/>
+          </w:tcPr>
+          <w:p>
+            <w:r/>
+            <w:r>
+              <w:rPr>
+                <w:sz w:val="20"/>
+              </w:rPr>
+              <w:t>GET /api/ai/health</w:t>
+            </w:r>
+          </w:p>
+        </w:tc>
+        <w:tc>
+          <w:tcPr>
+            <w:tcW w:type="dxa" w:w="3600"/>
+            <w:vAlign w:val="center"/>
+          </w:tcPr>
+          <w:p>
+            <w:r/>
+            <w:r>
+              <w:rPr>
+                <w:sz w:val="20"/>
+              </w:rPr>
+              <w:t>✅ 200</w:t>
+            </w:r>
+          </w:p>
+        </w:tc>
+      </w:tr>
+      <w:tr>
+        <w:tc>
+          <w:tcPr>
+            <w:tcW w:type="dxa" w:w="864"/>
+            <w:vAlign w:val="center"/>
+          </w:tcPr>
+          <w:p>
+            <w:r/>
+            <w:r>
+              <w:rPr>
+                <w:sz w:val="20"/>
+              </w:rPr>
+              <w:t>5</w:t>
+            </w:r>
+          </w:p>
+        </w:tc>
+        <w:tc>
+          <w:tcPr>
+            <w:tcW w:type="dxa" w:w="7056"/>
+            <w:vAlign w:val="center"/>
+          </w:tcPr>
+          <w:p>
+            <w:r/>
+            <w:r>
+              <w:rPr>
+                <w:sz w:val="20"/>
+              </w:rPr>
+              <w:t>POST /api/ai/voice/transcribe</w:t>
+            </w:r>
+          </w:p>
+        </w:tc>
+        <w:tc>
+          <w:tcPr>
+            <w:tcW w:type="dxa" w:w="3600"/>
+            <w:vAlign w:val="center"/>
+          </w:tcPr>
+          <w:p>
+            <w:r/>
+            <w:r>
+              <w:rPr>
+                <w:sz w:val="20"/>
+              </w:rPr>
+              <w:t>✅ 200</w:t>
+            </w:r>
+          </w:p>
+        </w:tc>
+      </w:tr>
+      <w:tr>
+        <w:tc>
+          <w:tcPr>
+            <w:tcW w:type="dxa" w:w="864"/>
+            <w:vAlign w:val="center"/>
+          </w:tcPr>
+          <w:p>
+            <w:r/>
+            <w:r>
+              <w:rPr>
+                <w:sz w:val="20"/>
+              </w:rPr>
+              <w:t>6</w:t>
+            </w:r>
+          </w:p>
+        </w:tc>
+        <w:tc>
+          <w:tcPr>
+            <w:tcW w:type="dxa" w:w="7056"/>
+            <w:vAlign w:val="center"/>
+          </w:tcPr>
+          <w:p>
+            <w:r/>
+            <w:r>
+              <w:rPr>
+                <w:sz w:val="20"/>
+              </w:rPr>
+              <w:t>POST /api/ai/voice/speak</w:t>
+            </w:r>
+          </w:p>
+        </w:tc>
+        <w:tc>
+          <w:tcPr>
+            <w:tcW w:type="dxa" w:w="3600"/>
+            <w:vAlign w:val="center"/>
+          </w:tcPr>
+          <w:p>
+            <w:r/>
+            <w:r>
+              <w:rPr>
+                <w:sz w:val="20"/>
+              </w:rPr>
+              <w:t>✅ 200</w:t>
+            </w:r>
+          </w:p>
+        </w:tc>
+      </w:tr>
+      <w:tr>
+        <w:tc>
+          <w:tcPr>
+            <w:tcW w:type="dxa" w:w="864"/>
+            <w:vAlign w:val="center"/>
+          </w:tcPr>
+          <w:p>
+            <w:r/>
+            <w:r>
+              <w:rPr>
+                <w:sz w:val="20"/>
+              </w:rPr>
+              <w:t>7</w:t>
+            </w:r>
+          </w:p>
+        </w:tc>
+        <w:tc>
+          <w:tcPr>
+            <w:tcW w:type="dxa" w:w="7056"/>
+            <w:vAlign w:val="center"/>
+          </w:tcPr>
+          <w:p>
+            <w:r/>
+            <w:r>
+              <w:rPr>
+                <w:sz w:val="20"/>
+              </w:rPr>
+              <w:t>POST /api/ai/voice/chat</w:t>
+            </w:r>
+          </w:p>
+        </w:tc>
+        <w:tc>
+          <w:tcPr>
+            <w:tcW w:type="dxa" w:w="3600"/>
+            <w:vAlign w:val="center"/>
+          </w:tcPr>
+          <w:p>
+            <w:r/>
+            <w:r>
+              <w:rPr>
+                <w:sz w:val="20"/>
+              </w:rPr>
+              <w:t>✅ 200</w:t>
+            </w:r>
+          </w:p>
+        </w:tc>
+      </w:tr>
+      <w:tr>
+        <w:tc>
+          <w:tcPr>
+            <w:tcW w:type="dxa" w:w="864"/>
+            <w:vAlign w:val="center"/>
+          </w:tcPr>
+          <w:p>
+            <w:r/>
+            <w:r>
+              <w:rPr>
+                <w:sz w:val="20"/>
+              </w:rPr>
+              <w:t>8</w:t>
+            </w:r>
+          </w:p>
+        </w:tc>
+        <w:tc>
+          <w:tcPr>
+            <w:tcW w:type="dxa" w:w="7056"/>
+            <w:vAlign w:val="center"/>
+          </w:tcPr>
+          <w:p>
+            <w:r/>
+            <w:r>
+              <w:rPr>
+                <w:sz w:val="20"/>
+              </w:rPr>
+              <w:t>GET /api/ai/voice/health</w:t>
+            </w:r>
+          </w:p>
+        </w:tc>
+        <w:tc>
+          <w:tcPr>
+            <w:tcW w:type="dxa" w:w="3600"/>
+            <w:vAlign w:val="center"/>
+          </w:tcPr>
+          <w:p>
+            <w:r/>
+            <w:r>
+              <w:rPr>
+                <w:sz w:val="20"/>
+              </w:rPr>
+              <w:t>✅ 200</w:t>
+            </w:r>
+          </w:p>
+        </w:tc>
+      </w:tr>
+      <w:tr>
+        <w:tc>
+          <w:tcPr>
+            <w:tcW w:type="dxa" w:w="864"/>
+            <w:vAlign w:val="center"/>
+          </w:tcPr>
+          <w:p>
+            <w:r/>
+            <w:r>
+              <w:rPr>
+                <w:sz w:val="20"/>
+              </w:rPr>
+              <w:t>9</w:t>
+            </w:r>
+          </w:p>
+        </w:tc>
+        <w:tc>
+          <w:tcPr>
+            <w:tcW w:type="dxa" w:w="7056"/>
+            <w:vAlign w:val="center"/>
+          </w:tcPr>
+          <w:p>
+            <w:r/>
+            <w:r>
+              <w:rPr>
+                <w:sz w:val="20"/>
+              </w:rPr>
+              <w:t>POST /api/v1/capa/create</w:t>
+            </w:r>
+          </w:p>
+        </w:tc>
+        <w:tc>
+          <w:tcPr>
+            <w:tcW w:type="dxa" w:w="3600"/>
+            <w:vAlign w:val="center"/>
+          </w:tcPr>
+          <w:p>
+            <w:r/>
+            <w:r>
+              <w:rPr>
+                <w:sz w:val="20"/>
+              </w:rPr>
+              <w:t>✅ 200</w:t>
+            </w:r>
+          </w:p>
+        </w:tc>
+      </w:tr>
+      <w:tr>
+        <w:tc>
+          <w:tcPr>
+            <w:tcW w:type="dxa" w:w="864"/>
+            <w:vAlign w:val="center"/>
+          </w:tcPr>
+          <w:p>
+            <w:r/>
+            <w:r>
+              <w:rPr>
+                <w:sz w:val="20"/>
+              </w:rPr>
+              <w:t>10</w:t>
+            </w:r>
+          </w:p>
+        </w:tc>
+        <w:tc>
+          <w:tcPr>
+            <w:tcW w:type="dxa" w:w="7056"/>
+            <w:vAlign w:val="center"/>
+          </w:tcPr>
+          <w:p>
+            <w:r/>
+            <w:r>
+              <w:rPr>
+                <w:sz w:val="20"/>
+              </w:rPr>
+              <w:t>GET /api/v1/capa/all</w:t>
+            </w:r>
+          </w:p>
+        </w:tc>
+        <w:tc>
+          <w:tcPr>
+            <w:tcW w:type="dxa" w:w="3600"/>
+            <w:vAlign w:val="center"/>
+          </w:tcPr>
+          <w:p>
+            <w:r/>
+            <w:r>
+              <w:rPr>
+                <w:sz w:val="20"/>
+              </w:rPr>
+              <w:t>✅ 200</w:t>
+            </w:r>
+          </w:p>
+        </w:tc>
+      </w:tr>
+      <w:tr>
+        <w:tc>
+          <w:tcPr>
+            <w:tcW w:type="dxa" w:w="864"/>
+            <w:vAlign w:val="center"/>
+          </w:tcPr>
+          <w:p>
+            <w:r/>
+            <w:r>
+              <w:rPr>
+                <w:sz w:val="20"/>
+              </w:rPr>
+              <w:t>11</w:t>
+            </w:r>
+          </w:p>
+        </w:tc>
+        <w:tc>
+          <w:tcPr>
+            <w:tcW w:type="dxa" w:w="7056"/>
+            <w:vAlign w:val="center"/>
+          </w:tcPr>
+          <w:p>
+            <w:r/>
+            <w:r>
+              <w:rPr>
+                <w:sz w:val="20"/>
+              </w:rPr>
+              <w:t>GET /api/v1/capa/customer/{cid}</w:t>
+            </w:r>
+          </w:p>
+        </w:tc>
+        <w:tc>
+          <w:tcPr>
+            <w:tcW w:type="dxa" w:w="3600"/>
+            <w:vAlign w:val="center"/>
+          </w:tcPr>
+          <w:p>
+            <w:r/>
+            <w:r>
+              <w:rPr>
+                <w:sz w:val="20"/>
+              </w:rPr>
+              <w:t>✅ 200</w:t>
+            </w:r>
+          </w:p>
+        </w:tc>
+      </w:tr>
+      <w:tr>
+        <w:tc>
+          <w:tcPr>
+            <w:tcW w:type="dxa" w:w="864"/>
+            <w:vAlign w:val="center"/>
+          </w:tcPr>
+          <w:p>
+            <w:r/>
+            <w:r>
+              <w:rPr>
+                <w:sz w:val="20"/>
+              </w:rPr>
+              <w:t>12</w:t>
+            </w:r>
+          </w:p>
+        </w:tc>
+        <w:tc>
+          <w:tcPr>
+            <w:tcW w:type="dxa" w:w="7056"/>
+            <w:vAlign w:val="center"/>
+          </w:tcPr>
+          <w:p>
+            <w:r/>
+            <w:r>
+              <w:rPr>
+                <w:sz w:val="20"/>
+              </w:rPr>
+              <w:t>GET /api/v1/capa/status/CAPA-2026-310</w:t>
+            </w:r>
+          </w:p>
+        </w:tc>
+        <w:tc>
+          <w:tcPr>
+            <w:tcW w:type="dxa" w:w="3600"/>
+            <w:vAlign w:val="center"/>
+          </w:tcPr>
+          <w:p>
+            <w:r/>
+            <w:r>
+              <w:rPr>
+                <w:sz w:val="20"/>
+              </w:rPr>
+              <w:t>✅ 200 (×6)</w:t>
+            </w:r>
+          </w:p>
+        </w:tc>
+      </w:tr>
+      <w:tr>
+        <w:tc>
+          <w:tcPr>
+            <w:tcW w:type="dxa" w:w="864"/>
+            <w:vAlign w:val="center"/>
+          </w:tcPr>
+          <w:p>
+            <w:r/>
+            <w:r>
+              <w:rPr>
+                <w:sz w:val="20"/>
+              </w:rPr>
+              <w:t>13</w:t>
+            </w:r>
+          </w:p>
+        </w:tc>
+        <w:tc>
+          <w:tcPr>
+            <w:tcW w:type="dxa" w:w="7056"/>
+            <w:vAlign w:val="center"/>
+          </w:tcPr>
+          <w:p>
+            <w:r/>
+            <w:r>
+              <w:rPr>
+                <w:sz w:val="20"/>
+              </w:rPr>
+              <w:t>POST /api/v1/capa/dismiss-alert</w:t>
+            </w:r>
+          </w:p>
+        </w:tc>
+        <w:tc>
+          <w:tcPr>
+            <w:tcW w:type="dxa" w:w="3600"/>
+            <w:vAlign w:val="center"/>
+          </w:tcPr>
+          <w:p>
+            <w:r/>
+            <w:r>
+              <w:rPr>
+                <w:sz w:val="20"/>
+              </w:rPr>
+              <w:t>✅ 200</w:t>
+            </w:r>
+          </w:p>
+        </w:tc>
+      </w:tr>
+      <w:tr>
+        <w:tc>
+          <w:tcPr>
+            <w:tcW w:type="dxa" w:w="864"/>
+            <w:vAlign w:val="center"/>
+          </w:tcPr>
+          <w:p>
+            <w:r/>
+            <w:r>
+              <w:rPr>
+                <w:sz w:val="20"/>
+              </w:rPr>
+              <w:t>14</w:t>
+            </w:r>
+          </w:p>
+        </w:tc>
+        <w:tc>
+          <w:tcPr>
+            <w:tcW w:type="dxa" w:w="7056"/>
+            <w:vAlign w:val="center"/>
+          </w:tcPr>
+          <w:p>
+            <w:r/>
+            <w:r>
+              <w:rPr>
+                <w:sz w:val="20"/>
+              </w:rPr>
+              <w:t>POST /api/v1/rca/submit</w:t>
+            </w:r>
+          </w:p>
+        </w:tc>
+        <w:tc>
+          <w:tcPr>
+            <w:tcW w:type="dxa" w:w="3600"/>
+            <w:vAlign w:val="center"/>
+          </w:tcPr>
+          <w:p>
+            <w:r/>
+            <w:r>
+              <w:rPr>
+                <w:sz w:val="20"/>
+              </w:rPr>
+              <w:t>✅ 200</w:t>
+            </w:r>
+          </w:p>
+        </w:tc>
+      </w:tr>
+      <w:tr>
+        <w:tc>
+          <w:tcPr>
+            <w:tcW w:type="dxa" w:w="864"/>
+            <w:vAlign w:val="center"/>
+          </w:tcPr>
+          <w:p>
+            <w:r/>
+            <w:r>
+              <w:rPr>
+                <w:sz w:val="20"/>
+              </w:rPr>
+              <w:t>15</w:t>
+            </w:r>
+          </w:p>
+        </w:tc>
+        <w:tc>
+          <w:tcPr>
+            <w:tcW w:type="dxa" w:w="7056"/>
+            <w:vAlign w:val="center"/>
+          </w:tcPr>
+          <w:p>
+            <w:r/>
+            <w:r>
+              <w:rPr>
+                <w:sz w:val="20"/>
+              </w:rPr>
+              <w:t>GET /api/v1/rca/capa/CAPA-2026-310</w:t>
+            </w:r>
+          </w:p>
+        </w:tc>
+        <w:tc>
+          <w:tcPr>
+            <w:tcW w:type="dxa" w:w="3600"/>
+            <w:vAlign w:val="center"/>
+          </w:tcPr>
+          <w:p>
+            <w:r/>
+            <w:r>
+              <w:rPr>
+                <w:sz w:val="20"/>
+              </w:rPr>
+              <w:t>✅ 200 / 🟡 204</w:t>
+            </w:r>
+          </w:p>
+        </w:tc>
+      </w:tr>
+      <w:tr>
+        <w:tc>
+          <w:tcPr>
+            <w:tcW w:type="dxa" w:w="864"/>
+            <w:vAlign w:val="center"/>
+          </w:tcPr>
+          <w:p>
+            <w:r/>
+            <w:r>
+              <w:rPr>
+                <w:sz w:val="20"/>
+              </w:rPr>
+              <w:t>16</w:t>
+            </w:r>
+          </w:p>
+        </w:tc>
+        <w:tc>
+          <w:tcPr>
+            <w:tcW w:type="dxa" w:w="7056"/>
+            <w:vAlign w:val="center"/>
+          </w:tcPr>
+          <w:p>
+            <w:r/>
+            <w:r>
+              <w:rPr>
+                <w:sz w:val="20"/>
+              </w:rPr>
+              <w:t>GET /api/v1/rca/status/RCA-2026-103</w:t>
+            </w:r>
+          </w:p>
+        </w:tc>
+        <w:tc>
+          <w:tcPr>
+            <w:tcW w:type="dxa" w:w="3600"/>
+            <w:vAlign w:val="center"/>
+          </w:tcPr>
+          <w:p>
+            <w:r/>
+            <w:r>
+              <w:rPr>
+                <w:sz w:val="20"/>
+              </w:rPr>
+              <w:t>✅ 200</w:t>
+            </w:r>
+          </w:p>
+        </w:tc>
+      </w:tr>
+      <w:tr>
+        <w:tc>
+          <w:tcPr>
+            <w:tcW w:type="dxa" w:w="864"/>
+            <w:vAlign w:val="center"/>
+          </w:tcPr>
+          <w:p>
+            <w:r/>
+            <w:r>
+              <w:rPr>
+                <w:sz w:val="20"/>
+              </w:rPr>
+              <w:t>17</w:t>
+            </w:r>
+          </w:p>
+        </w:tc>
+        <w:tc>
+          <w:tcPr>
+            <w:tcW w:type="dxa" w:w="7056"/>
+            <w:vAlign w:val="center"/>
+          </w:tcPr>
+          <w:p>
+            <w:r/>
+            <w:r>
+              <w:rPr>
+                <w:sz w:val="20"/>
+              </w:rPr>
+              <w:t>POST /api/v1/action-plan/submit</w:t>
+            </w:r>
+          </w:p>
+        </w:tc>
+        <w:tc>
+          <w:tcPr>
+            <w:tcW w:type="dxa" w:w="3600"/>
+            <w:vAlign w:val="center"/>
+          </w:tcPr>
+          <w:p>
+            <w:r/>
+            <w:r>
+              <w:rPr>
+                <w:sz w:val="20"/>
+              </w:rPr>
+              <w:t>✅ 200</w:t>
+            </w:r>
+          </w:p>
+        </w:tc>
+      </w:tr>
+      <w:tr>
+        <w:tc>
+          <w:tcPr>
+            <w:tcW w:type="dxa" w:w="864"/>
+            <w:vAlign w:val="center"/>
+          </w:tcPr>
+          <w:p>
+            <w:r/>
+            <w:r>
+              <w:rPr>
+                <w:sz w:val="20"/>
+              </w:rPr>
+              <w:t>18</w:t>
+            </w:r>
+          </w:p>
+        </w:tc>
+        <w:tc>
+          <w:tcPr>
+            <w:tcW w:type="dxa" w:w="7056"/>
+            <w:vAlign w:val="center"/>
+          </w:tcPr>
+          <w:p>
+            <w:r/>
+            <w:r>
+              <w:rPr>
+                <w:sz w:val="20"/>
+              </w:rPr>
+              <w:t>GET /api/v1/action-plan/capa/CAPA-2026-310</w:t>
+            </w:r>
+          </w:p>
+        </w:tc>
+        <w:tc>
+          <w:tcPr>
+            <w:tcW w:type="dxa" w:w="3600"/>
+            <w:vAlign w:val="center"/>
+          </w:tcPr>
+          <w:p>
+            <w:r/>
+            <w:r>
+              <w:rPr>
+                <w:sz w:val="20"/>
+              </w:rPr>
+              <w:t>✅ 200 / 🟡 204</w:t>
+            </w:r>
+          </w:p>
+        </w:tc>
+      </w:tr>
+      <w:tr>
+        <w:tc>
+          <w:tcPr>
+            <w:tcW w:type="dxa" w:w="864"/>
+            <w:vAlign w:val="center"/>
+          </w:tcPr>
+          <w:p>
+            <w:r/>
+            <w:r>
+              <w:rPr>
+                <w:sz w:val="20"/>
+              </w:rPr>
+              <w:t>19</w:t>
+            </w:r>
+          </w:p>
+        </w:tc>
+        <w:tc>
+          <w:tcPr>
+            <w:tcW w:type="dxa" w:w="7056"/>
+            <w:vAlign w:val="center"/>
+          </w:tcPr>
+          <w:p>
+            <w:r/>
+            <w:r>
+              <w:rPr>
+                <w:sz w:val="20"/>
+              </w:rPr>
+              <w:t>GET /api/v1/action-plan/status/{id}</w:t>
+            </w:r>
+          </w:p>
+        </w:tc>
+        <w:tc>
+          <w:tcPr>
+            <w:tcW w:type="dxa" w:w="3600"/>
+            <w:vAlign w:val="center"/>
+          </w:tcPr>
+          <w:p>
+            <w:r/>
+            <w:r>
+              <w:rPr>
+                <w:sz w:val="20"/>
+              </w:rPr>
+              <w:t>✅ (form pattern verified via RCA status)</w:t>
+            </w:r>
+          </w:p>
+        </w:tc>
+      </w:tr>
+      <w:tr>
+        <w:tc>
+          <w:tcPr>
+            <w:tcW w:type="dxa" w:w="864"/>
+            <w:vAlign w:val="center"/>
+          </w:tcPr>
+          <w:p>
+            <w:r/>
+            <w:r>
+              <w:rPr>
+                <w:sz w:val="20"/>
+              </w:rPr>
+              <w:t>20</w:t>
+            </w:r>
+          </w:p>
+        </w:tc>
+        <w:tc>
+          <w:tcPr>
+            <w:tcW w:type="dxa" w:w="7056"/>
+            <w:vAlign w:val="center"/>
+          </w:tcPr>
+          <w:p>
+            <w:r/>
+            <w:r>
+              <w:rPr>
+                <w:sz w:val="20"/>
+              </w:rPr>
+              <w:t>POST /api/v1/monitoring/check</w:t>
+            </w:r>
+          </w:p>
+        </w:tc>
+        <w:tc>
+          <w:tcPr>
+            <w:tcW w:type="dxa" w:w="3600"/>
+            <w:vAlign w:val="center"/>
+          </w:tcPr>
+          <w:p>
+            <w:r/>
+            <w:r>
+              <w:rPr>
+                <w:sz w:val="20"/>
+              </w:rPr>
+              <w:t>✅ 200</w:t>
+            </w:r>
+          </w:p>
+        </w:tc>
+      </w:tr>
+      <w:tr>
+        <w:tc>
+          <w:tcPr>
+            <w:tcW w:type="dxa" w:w="864"/>
+            <w:vAlign w:val="center"/>
+          </w:tcPr>
+          <w:p>
+            <w:r/>
+            <w:r>
+              <w:rPr>
+                <w:sz w:val="20"/>
+              </w:rPr>
+              <w:t>21</w:t>
+            </w:r>
+          </w:p>
+        </w:tc>
+        <w:tc>
+          <w:tcPr>
+            <w:tcW w:type="dxa" w:w="7056"/>
+            <w:vAlign w:val="center"/>
+          </w:tcPr>
+          <w:p>
+            <w:r/>
+            <w:r>
+              <w:rPr>
+                <w:sz w:val="20"/>
+              </w:rPr>
+              <w:t>GET /api/v1/monitoring/capa/CAPA-2026-310</w:t>
+            </w:r>
+          </w:p>
+        </w:tc>
+        <w:tc>
+          <w:tcPr>
+            <w:tcW w:type="dxa" w:w="3600"/>
+            <w:vAlign w:val="center"/>
+          </w:tcPr>
+          <w:p>
+            <w:r/>
+            <w:r>
+              <w:rPr>
+                <w:sz w:val="20"/>
+              </w:rPr>
+              <w:t>✅ 200 / 🟡 204</w:t>
+            </w:r>
+          </w:p>
+        </w:tc>
+      </w:tr>
+      <w:tr>
+        <w:tc>
+          <w:tcPr>
+            <w:tcW w:type="dxa" w:w="864"/>
+            <w:vAlign w:val="center"/>
+          </w:tcPr>
+          <w:p>
+            <w:r/>
+            <w:r>
+              <w:rPr>
+                <w:sz w:val="20"/>
+              </w:rPr>
+              <w:t>22</w:t>
+            </w:r>
+          </w:p>
+        </w:tc>
+        <w:tc>
+          <w:tcPr>
+            <w:tcW w:type="dxa" w:w="7056"/>
+            <w:vAlign w:val="center"/>
+          </w:tcPr>
+          <w:p>
+            <w:r/>
+            <w:r>
+              <w:rPr>
+                <w:sz w:val="20"/>
+              </w:rPr>
+              <w:t>GET /api/v1/monitoring/status/{id}</w:t>
+            </w:r>
+          </w:p>
+        </w:tc>
+        <w:tc>
+          <w:tcPr>
+            <w:tcW w:type="dxa" w:w="3600"/>
+            <w:vAlign w:val="center"/>
+          </w:tcPr>
+          <w:p>
+            <w:r/>
+            <w:r>
+              <w:rPr>
+                <w:sz w:val="20"/>
+              </w:rPr>
+              <w:t>✅ (form pattern verified)</w:t>
+            </w:r>
+          </w:p>
+        </w:tc>
+      </w:tr>
+      <w:tr>
+        <w:tc>
+          <w:tcPr>
+            <w:tcW w:type="dxa" w:w="864"/>
+            <w:vAlign w:val="center"/>
+          </w:tcPr>
+          <w:p>
+            <w:r/>
+            <w:r>
+              <w:rPr>
+                <w:sz w:val="20"/>
+              </w:rPr>
+              <w:t>23</w:t>
+            </w:r>
+          </w:p>
+        </w:tc>
+        <w:tc>
+          <w:tcPr>
+            <w:tcW w:type="dxa" w:w="7056"/>
+            <w:vAlign w:val="center"/>
+          </w:tcPr>
+          <w:p>
+            <w:r/>
+            <w:r>
+              <w:rPr>
+                <w:sz w:val="20"/>
+              </w:rPr>
+              <w:t>POST /api/v1/effectiveness/check</w:t>
+            </w:r>
+          </w:p>
+        </w:tc>
+        <w:tc>
+          <w:tcPr>
+            <w:tcW w:type="dxa" w:w="3600"/>
+            <w:vAlign w:val="center"/>
+          </w:tcPr>
+          <w:p>
+            <w:r/>
+            <w:r>
+              <w:rPr>
+                <w:sz w:val="20"/>
+              </w:rPr>
+              <w:t>✅ 200</w:t>
+            </w:r>
+          </w:p>
+        </w:tc>
+      </w:tr>
+      <w:tr>
+        <w:tc>
+          <w:tcPr>
+            <w:tcW w:type="dxa" w:w="864"/>
+            <w:vAlign w:val="center"/>
+          </w:tcPr>
+          <w:p>
+            <w:r/>
+            <w:r>
+              <w:rPr>
+                <w:sz w:val="20"/>
+              </w:rPr>
+              <w:t>24</w:t>
+            </w:r>
+          </w:p>
+        </w:tc>
+        <w:tc>
+          <w:tcPr>
+            <w:tcW w:type="dxa" w:w="7056"/>
+            <w:vAlign w:val="center"/>
+          </w:tcPr>
+          <w:p>
+            <w:r/>
+            <w:r>
+              <w:rPr>
+                <w:sz w:val="20"/>
+              </w:rPr>
+              <w:t>GET /api/v1/effectiveness/capa/CAPA-2026-310</w:t>
+            </w:r>
+          </w:p>
+        </w:tc>
+        <w:tc>
+          <w:tcPr>
+            <w:tcW w:type="dxa" w:w="3600"/>
+            <w:vAlign w:val="center"/>
+          </w:tcPr>
+          <w:p>
+            <w:r/>
+            <w:r>
+              <w:rPr>
+                <w:sz w:val="20"/>
+              </w:rPr>
+              <w:t>✅ 200 / 🟡 204</w:t>
+            </w:r>
+          </w:p>
+        </w:tc>
+      </w:tr>
+      <w:tr>
+        <w:tc>
+          <w:tcPr>
+            <w:tcW w:type="dxa" w:w="864"/>
+            <w:vAlign w:val="center"/>
+          </w:tcPr>
+          <w:p>
+            <w:r/>
+            <w:r>
+              <w:rPr>
+                <w:sz w:val="20"/>
+              </w:rPr>
+              <w:t>25</w:t>
+            </w:r>
+          </w:p>
+        </w:tc>
+        <w:tc>
+          <w:tcPr>
+            <w:tcW w:type="dxa" w:w="7056"/>
+            <w:vAlign w:val="center"/>
+          </w:tcPr>
+          <w:p>
+            <w:r/>
+            <w:r>
+              <w:rPr>
+                <w:sz w:val="20"/>
+              </w:rPr>
+              <w:t>GET /api/v1/effectiveness/status/{id}</w:t>
+            </w:r>
+          </w:p>
+        </w:tc>
+        <w:tc>
+          <w:tcPr>
+            <w:tcW w:type="dxa" w:w="3600"/>
+            <w:vAlign w:val="center"/>
+          </w:tcPr>
+          <w:p>
+            <w:r/>
+            <w:r>
+              <w:rPr>
+                <w:sz w:val="20"/>
+              </w:rPr>
+              <w:t>✅ (form pattern verified)</w:t>
+            </w:r>
+          </w:p>
+        </w:tc>
+      </w:tr>
+      <w:tr>
+        <w:tc>
+          <w:tcPr>
+            <w:tcW w:type="dxa" w:w="864"/>
+            <w:vAlign w:val="center"/>
+          </w:tcPr>
+          <w:p>
+            <w:r/>
+            <w:r>
+              <w:rPr>
+                <w:sz w:val="20"/>
+              </w:rPr>
+              <w:t>26</w:t>
+            </w:r>
+          </w:p>
+        </w:tc>
+        <w:tc>
+          <w:tcPr>
+            <w:tcW w:type="dxa" w:w="7056"/>
+            <w:vAlign w:val="center"/>
+          </w:tcPr>
+          <w:p>
+            <w:r/>
+            <w:r>
+              <w:rPr>
+                <w:sz w:val="20"/>
+              </w:rPr>
+              <w:t>POST /api/v1/closure/initiate</w:t>
+            </w:r>
+          </w:p>
+        </w:tc>
+        <w:tc>
+          <w:tcPr>
+            <w:tcW w:type="dxa" w:w="3600"/>
+            <w:vAlign w:val="center"/>
+          </w:tcPr>
+          <w:p>
+            <w:r/>
+            <w:r>
+              <w:rPr>
+                <w:sz w:val="20"/>
+              </w:rPr>
+              <w:t>✅ 200</w:t>
+            </w:r>
+          </w:p>
+        </w:tc>
+      </w:tr>
+      <w:tr>
+        <w:tc>
+          <w:tcPr>
+            <w:tcW w:type="dxa" w:w="864"/>
+            <w:vAlign w:val="center"/>
+          </w:tcPr>
+          <w:p>
+            <w:r/>
+            <w:r>
+              <w:rPr>
+                <w:sz w:val="20"/>
+              </w:rPr>
+              <w:t>27</w:t>
+            </w:r>
+          </w:p>
+        </w:tc>
+        <w:tc>
+          <w:tcPr>
+            <w:tcW w:type="dxa" w:w="7056"/>
+            <w:vAlign w:val="center"/>
+          </w:tcPr>
+          <w:p>
+            <w:r/>
+            <w:r>
+              <w:rPr>
+                <w:sz w:val="20"/>
+              </w:rPr>
+              <w:t>GET /api/v1/closure/capa/CAPA-2026-310</w:t>
+            </w:r>
+          </w:p>
+        </w:tc>
+        <w:tc>
+          <w:tcPr>
+            <w:tcW w:type="dxa" w:w="3600"/>
+            <w:vAlign w:val="center"/>
+          </w:tcPr>
+          <w:p>
+            <w:r/>
+            <w:r>
+              <w:rPr>
+                <w:sz w:val="20"/>
+              </w:rPr>
+              <w:t>✅ 200 / 🟡 204</w:t>
+            </w:r>
+          </w:p>
+        </w:tc>
+      </w:tr>
+      <w:tr>
+        <w:tc>
+          <w:tcPr>
+            <w:tcW w:type="dxa" w:w="864"/>
+            <w:vAlign w:val="center"/>
+          </w:tcPr>
+          <w:p>
+            <w:r/>
+            <w:r>
+              <w:rPr>
+                <w:sz w:val="20"/>
+              </w:rPr>
+              <w:t>28</w:t>
+            </w:r>
+          </w:p>
+        </w:tc>
+        <w:tc>
+          <w:tcPr>
+            <w:tcW w:type="dxa" w:w="7056"/>
+            <w:vAlign w:val="center"/>
+          </w:tcPr>
+          <w:p>
+            <w:r/>
+            <w:r>
+              <w:rPr>
+                <w:sz w:val="20"/>
+              </w:rPr>
+              <w:t>GET /api/v1/closure/status/{id}</w:t>
+            </w:r>
+          </w:p>
+        </w:tc>
+        <w:tc>
+          <w:tcPr>
+            <w:tcW w:type="dxa" w:w="3600"/>
+            <w:vAlign w:val="center"/>
+          </w:tcPr>
+          <w:p>
+            <w:r/>
+            <w:r>
+              <w:rPr>
+                <w:sz w:val="20"/>
+              </w:rPr>
+              <w:t>✅ (form pattern verified)</w:t>
+            </w:r>
+          </w:p>
+        </w:tc>
+      </w:tr>
+      <w:tr>
+        <w:tc>
+          <w:tcPr>
+            <w:tcW w:type="dxa" w:w="864"/>
+            <w:vAlign w:val="center"/>
+          </w:tcPr>
+          <w:p>
+            <w:r/>
+            <w:r>
+              <w:rPr>
+                <w:sz w:val="20"/>
+              </w:rPr>
+              <w:t>29</w:t>
+            </w:r>
+          </w:p>
+        </w:tc>
+        <w:tc>
+          <w:tcPr>
+            <w:tcW w:type="dxa" w:w="7056"/>
+            <w:vAlign w:val="center"/>
+          </w:tcPr>
+          <w:p>
+            <w:r/>
+            <w:r>
+              <w:rPr>
+                <w:sz w:val="20"/>
+              </w:rPr>
+              <w:t>GET /api/v1/audit/all</w:t>
+            </w:r>
+          </w:p>
+        </w:tc>
+        <w:tc>
+          <w:tcPr>
+            <w:tcW w:type="dxa" w:w="3600"/>
+            <w:vAlign w:val="center"/>
+          </w:tcPr>
+          <w:p>
+            <w:r/>
+            <w:r>
+              <w:rPr>
+                <w:sz w:val="20"/>
+              </w:rPr>
+              <w:t>✅ 200</w:t>
+            </w:r>
+          </w:p>
+        </w:tc>
+      </w:tr>
+      <w:tr>
+        <w:tc>
+          <w:tcPr>
+            <w:tcW w:type="dxa" w:w="864"/>
+            <w:vAlign w:val="center"/>
+          </w:tcPr>
+          <w:p>
+            <w:r/>
+            <w:r>
+              <w:rPr>
+                <w:sz w:val="20"/>
+              </w:rPr>
+              <w:t>30</w:t>
+            </w:r>
+          </w:p>
+        </w:tc>
+        <w:tc>
+          <w:tcPr>
+            <w:tcW w:type="dxa" w:w="7056"/>
+            <w:vAlign w:val="center"/>
+          </w:tcPr>
+          <w:p>
+            <w:r/>
+            <w:r>
+              <w:rPr>
+                <w:sz w:val="20"/>
+              </w:rPr>
+              <w:t>GET /api/v1/audit/record/CAPA-2026-310</w:t>
+            </w:r>
+          </w:p>
+        </w:tc>
+        <w:tc>
+          <w:tcPr>
+            <w:tcW w:type="dxa" w:w="3600"/>
+            <w:vAlign w:val="center"/>
+          </w:tcPr>
+          <w:p>
+            <w:r/>
+            <w:r>
+              <w:rPr>
+                <w:sz w:val="20"/>
+              </w:rPr>
+              <w:t>✅ 200</w:t>
+            </w:r>
+          </w:p>
+        </w:tc>
+      </w:tr>
+      <w:tr>
+        <w:tc>
+          <w:tcPr>
+            <w:tcW w:type="dxa" w:w="864"/>
+            <w:vAlign w:val="center"/>
+          </w:tcPr>
+          <w:p>
+            <w:r/>
+            <w:r>
+              <w:rPr>
+                <w:sz w:val="20"/>
+              </w:rPr>
+              <w:t>31</w:t>
+            </w:r>
+          </w:p>
+        </w:tc>
+        <w:tc>
+          <w:tcPr>
+            <w:tcW w:type="dxa" w:w="7056"/>
+            <w:vAlign w:val="center"/>
+          </w:tcPr>
+          <w:p>
+            <w:r/>
+            <w:r>
+              <w:rPr>
+                <w:sz w:val="20"/>
+              </w:rPr>
+              <w:t>GET /api/v1/users/</w:t>
+            </w:r>
+          </w:p>
+        </w:tc>
+        <w:tc>
+          <w:tcPr>
+            <w:tcW w:type="dxa" w:w="3600"/>
+            <w:vAlign w:val="center"/>
+          </w:tcPr>
+          <w:p>
+            <w:r/>
+            <w:r>
+              <w:rPr>
+                <w:sz w:val="20"/>
+              </w:rPr>
+              <w:t>✅ 200 (308 → 307 → 200)</w:t>
+            </w:r>
+          </w:p>
+        </w:tc>
+      </w:tr>
+    </w:tbl>
+    <w:p>
+      <w:pPr>
+        <w:spacing w:after="120"/>
+      </w:pPr>
+      <w:r>
+        <w:rPr>
+          <w:b/>
+          <w:i w:val="0"/>
+          <w:color w:val="10B981"/>
+          <w:sz w:val="22"/>
+        </w:rPr>
+        <w:t>Round-2 result: 31 / 31 endpoints PASS.</w:t>
+      </w:r>
+    </w:p>
+    <w:p>
+      <w:pPr>
+        <w:spacing w:before="280" w:after="80"/>
+      </w:pPr>
+      <w:r>
+        <w:rPr>
+          <w:b/>
+          <w:color w:val="8B6914"/>
+          <w:sz w:val="30"/>
+        </w:rPr>
+        <w:t>7.5  Deltas observed from Round-1</w:t>
+      </w:r>
+    </w:p>
+    <w:p>
+      <w:pPr>
+        <w:pStyle w:val="ListBullet"/>
+        <w:spacing w:after="40"/>
+      </w:pPr>
+      <w:r/>
+      <w:r>
+        <w:rPr>
+          <w:sz w:val="22"/>
+        </w:rPr>
+        <w:t>createCAPA no longer exhausts retry loop for tenants with no prior CAPAs. The global reference allocator (commit 9de8e8c) successfully resolves cross-tenant collisions — CAPA-2026-310 was assigned cleanly on first attempt.</w:t>
+      </w:r>
+    </w:p>
+    <w:p>
+      <w:pPr>
+        <w:pStyle w:val="ListBullet"/>
+        <w:spacing w:after="40"/>
+      </w:pPr>
+      <w:r/>
+      <w:r>
+        <w:rPr>
+          <w:sz w:val="22"/>
+        </w:rPr>
+        <w:t>AI CAPA modal now exposes Close vs Save to library buttons. Save to library no longer auto-redirects to /ai-capa/{id}; the success popup is visible and the user can verify the row landed in the tracker before navigating.</w:t>
+      </w:r>
+    </w:p>
+    <w:p>
+      <w:pPr>
+        <w:pStyle w:val="ListBullet"/>
+        <w:spacing w:after="40"/>
+      </w:pPr>
+      <w:r/>
+      <w:r>
+        <w:rPr>
+          <w:sz w:val="22"/>
+        </w:rPr>
+        <w:t>Owner is optional on New CAPA. createCAPA action defaults missing owner to empty string at the Prisma boundary.</w:t>
+      </w:r>
+    </w:p>
+    <w:p>
+      <w:pPr>
+        <w:pStyle w:val="ListBullet"/>
+        <w:spacing w:after="40"/>
+      </w:pPr>
+      <w:r/>
+      <w:r>
+        <w:rPr>
+          <w:sz w:val="22"/>
+        </w:rPr>
+        <w:t>Login form is method="post" — confirmed by inspecting form HTML before hydration. Pre-hydration submits no longer leak credentials into the URL.</w:t>
       </w:r>
     </w:p>
     <w:sectPr>

--- a/docs/AI-API-Testing-Manual.docx
+++ b/docs/AI-API-Testing-Manual.docx
@@ -1344,7 +1344,7 @@
       <w:r>
         <w:drawing>
           <wp:inline xmlns:a="http://schemas.openxmlformats.org/drawingml/2006/main" xmlns:pic="http://schemas.openxmlformats.org/drawingml/2006/picture">
-            <wp:extent cx="5669280" cy="5571639"/>
+            <wp:extent cx="5669280" cy="4367535"/>
             <wp:docPr id="1" name="Picture 1"/>
             <wp:cNvGraphicFramePr>
               <a:graphicFrameLocks noChangeAspect="1"/>
@@ -1365,7 +1365,7 @@
                   <pic:spPr>
                     <a:xfrm>
                       <a:off x="0" y="0"/>
-                      <a:ext cx="5669280" cy="5571639"/>
+                      <a:ext cx="5669280" cy="4367535"/>
                     </a:xfrm>
                     <a:prstGeom prst="rect"/>
                   </pic:spPr>
@@ -2438,7 +2438,7 @@
       <w:r>
         <w:drawing>
           <wp:inline xmlns:a="http://schemas.openxmlformats.org/drawingml/2006/main" xmlns:pic="http://schemas.openxmlformats.org/drawingml/2006/picture">
-            <wp:extent cx="5669280" cy="4420942"/>
+            <wp:extent cx="5669280" cy="4367535"/>
             <wp:docPr id="7" name="Picture 7"/>
             <wp:cNvGraphicFramePr>
               <a:graphicFrameLocks noChangeAspect="1"/>
@@ -2459,7 +2459,7 @@
                   <pic:spPr>
                     <a:xfrm>
                       <a:off x="0" y="0"/>
-                      <a:ext cx="5669280" cy="4420942"/>
+                      <a:ext cx="5669280" cy="4367535"/>
                     </a:xfrm>
                     <a:prstGeom prst="rect"/>
                   </pic:spPr>
@@ -2699,7 +2699,7 @@
       <w:r>
         <w:drawing>
           <wp:inline xmlns:a="http://schemas.openxmlformats.org/drawingml/2006/main" xmlns:pic="http://schemas.openxmlformats.org/drawingml/2006/picture">
-            <wp:extent cx="5669280" cy="4420942"/>
+            <wp:extent cx="5669280" cy="4367535"/>
             <wp:docPr id="10" name="Picture 10"/>
             <wp:cNvGraphicFramePr>
               <a:graphicFrameLocks noChangeAspect="1"/>
@@ -2720,7 +2720,7 @@
                   <pic:spPr>
                     <a:xfrm>
                       <a:off x="0" y="0"/>
-                      <a:ext cx="5669280" cy="4420942"/>
+                      <a:ext cx="5669280" cy="4367535"/>
                     </a:xfrm>
                     <a:prstGeom prst="rect"/>
                   </pic:spPr>
@@ -3333,7 +3333,7 @@
       <w:r>
         <w:drawing>
           <wp:inline xmlns:a="http://schemas.openxmlformats.org/drawingml/2006/main" xmlns:pic="http://schemas.openxmlformats.org/drawingml/2006/picture">
-            <wp:extent cx="5669280" cy="4420942"/>
+            <wp:extent cx="5669280" cy="3644175"/>
             <wp:docPr id="15" name="Picture 15"/>
             <wp:cNvGraphicFramePr>
               <a:graphicFrameLocks noChangeAspect="1"/>
@@ -3354,7 +3354,7 @@
                   <pic:spPr>
                     <a:xfrm>
                       <a:off x="0" y="0"/>
-                      <a:ext cx="5669280" cy="4420942"/>
+                      <a:ext cx="5669280" cy="3644175"/>
                     </a:xfrm>
                     <a:prstGeom prst="rect"/>
                   </pic:spPr>
@@ -3450,7 +3450,7 @@
       <w:r>
         <w:drawing>
           <wp:inline xmlns:a="http://schemas.openxmlformats.org/drawingml/2006/main" xmlns:pic="http://schemas.openxmlformats.org/drawingml/2006/picture">
-            <wp:extent cx="5669280" cy="4420942"/>
+            <wp:extent cx="5669280" cy="4367535"/>
             <wp:docPr id="16" name="Picture 16"/>
             <wp:cNvGraphicFramePr>
               <a:graphicFrameLocks noChangeAspect="1"/>
@@ -3471,7 +3471,7 @@
                   <pic:spPr>
                     <a:xfrm>
                       <a:off x="0" y="0"/>
-                      <a:ext cx="5669280" cy="4420942"/>
+                      <a:ext cx="5669280" cy="4367535"/>
                     </a:xfrm>
                     <a:prstGeom prst="rect"/>
                   </pic:spPr>
@@ -5182,7 +5182,7 @@
       <w:r>
         <w:drawing>
           <wp:inline xmlns:a="http://schemas.openxmlformats.org/drawingml/2006/main" xmlns:pic="http://schemas.openxmlformats.org/drawingml/2006/picture">
-            <wp:extent cx="5669280" cy="4420942"/>
+            <wp:extent cx="5669280" cy="4367535"/>
             <wp:docPr id="26" name="Picture 26"/>
             <wp:cNvGraphicFramePr>
               <a:graphicFrameLocks noChangeAspect="1"/>
@@ -5203,7 +5203,7 @@
                   <pic:spPr>
                     <a:xfrm>
                       <a:off x="0" y="0"/>
-                      <a:ext cx="5669280" cy="4420942"/>
+                      <a:ext cx="5669280" cy="4367535"/>
                     </a:xfrm>
                     <a:prstGeom prst="rect"/>
                   </pic:spPr>
@@ -5268,7 +5268,7 @@
       <w:r>
         <w:drawing>
           <wp:inline xmlns:a="http://schemas.openxmlformats.org/drawingml/2006/main" xmlns:pic="http://schemas.openxmlformats.org/drawingml/2006/picture">
-            <wp:extent cx="5669280" cy="4420942"/>
+            <wp:extent cx="5669280" cy="4367535"/>
             <wp:docPr id="27" name="Picture 27"/>
             <wp:cNvGraphicFramePr>
               <a:graphicFrameLocks noChangeAspect="1"/>
@@ -5289,7 +5289,7 @@
                   <pic:spPr>
                     <a:xfrm>
                       <a:off x="0" y="0"/>
-                      <a:ext cx="5669280" cy="4420942"/>
+                      <a:ext cx="5669280" cy="4367535"/>
                     </a:xfrm>
                     <a:prstGeom prst="rect"/>
                   </pic:spPr>
@@ -9119,7 +9119,7 @@
                     <pic:cNvPicPr/>
                   </pic:nvPicPr>
                   <pic:blipFill>
-                    <a:blip r:embed="rId37"/>
+                    <a:blip r:embed="rId9"/>
                     <a:stretch>
                       <a:fillRect/>
                     </a:stretch>
@@ -9167,11 +9167,11 @@
               <a:graphicData uri="http://schemas.openxmlformats.org/drawingml/2006/picture">
                 <pic:pic>
                   <pic:nvPicPr>
-                    <pic:cNvPr id="0" name="02-dashboard.png"/>
+                    <pic:cNvPr id="0" name="09-dashboard-as-customer-admin.png"/>
                     <pic:cNvPicPr/>
                   </pic:nvPicPr>
                   <pic:blipFill>
-                    <a:blip r:embed="rId38"/>
+                    <a:blip r:embed="rId15"/>
                     <a:stretch>
                       <a:fillRect/>
                     </a:stretch>
@@ -9253,11 +9253,11 @@
               <a:graphicData uri="http://schemas.openxmlformats.org/drawingml/2006/picture">
                 <pic:pic>
                   <pic:nvPicPr>
-                    <pic:cNvPr id="0" name="03-chatbot.png"/>
+                    <pic:cNvPr id="0" name="12-chatbot-response.png"/>
                     <pic:cNvPicPr/>
                   </pic:nvPicPr>
                   <pic:blipFill>
-                    <a:blip r:embed="rId39"/>
+                    <a:blip r:embed="rId18"/>
                     <a:stretch>
                       <a:fillRect/>
                     </a:stretch>
@@ -9561,11 +9561,11 @@
               <a:graphicData uri="http://schemas.openxmlformats.org/drawingml/2006/picture">
                 <pic:pic>
                   <pic:nvPicPr>
-                    <pic:cNvPr id="0" name="04-capa-generated.png"/>
+                    <pic:cNvPr id="0" name="17-capa-created.png"/>
                     <pic:cNvPicPr/>
                   </pic:nvPicPr>
                   <pic:blipFill>
-                    <a:blip r:embed="rId40"/>
+                    <a:blip r:embed="rId23"/>
                     <a:stretch>
                       <a:fillRect/>
                     </a:stretch>
@@ -9630,7 +9630,7 @@
                     <pic:cNvPicPr/>
                   </pic:nvPicPr>
                   <pic:blipFill>
-                    <a:blip r:embed="rId41"/>
+                    <a:blip r:embed="rId37"/>
                     <a:stretch>
                       <a:fillRect/>
                     </a:stretch>
@@ -9760,11 +9760,11 @@
               <a:graphicData uri="http://schemas.openxmlformats.org/drawingml/2006/picture">
                 <pic:pic>
                   <pic:nvPicPr>
-                    <pic:cNvPr id="0" name="06-lifecycle-initial.png"/>
+                    <pic:cNvPr id="0" name="18-ai-capa-lifecycle.png"/>
                     <pic:cNvPicPr/>
                   </pic:nvPicPr>
                   <pic:blipFill>
-                    <a:blip r:embed="rId42"/>
+                    <a:blip r:embed="rId24"/>
                     <a:stretch>
                       <a:fillRect/>
                     </a:stretch>
@@ -9812,11 +9812,11 @@
               <a:graphicData uri="http://schemas.openxmlformats.org/drawingml/2006/picture">
                 <pic:pic>
                   <pic:nvPicPr>
-                    <pic:cNvPr id="0" name="07-lifecycle-complete.png"/>
+                    <pic:cNvPr id="0" name="28-capa-closed.png"/>
                     <pic:cNvPicPr/>
                   </pic:nvPicPr>
                   <pic:blipFill>
-                    <a:blip r:embed="rId43"/>
+                    <a:blip r:embed="rId34"/>
                     <a:stretch>
                       <a:fillRect/>
                     </a:stretch>
@@ -9921,11 +9921,11 @@
               <a:graphicData uri="http://schemas.openxmlformats.org/drawingml/2006/picture">
                 <pic:pic>
                   <pic:nvPicPr>
-                    <pic:cNvPr id="0" name="08-ai-tools.png"/>
+                    <pic:cNvPr id="0" name="30-ai-tools.png"/>
                     <pic:cNvPicPr/>
                   </pic:nvPicPr>
                   <pic:blipFill>
-                    <a:blip r:embed="rId44"/>
+                    <a:blip r:embed="rId35"/>
                     <a:stretch>
                       <a:fillRect/>
                     </a:stretch>
